--- a/👥 Equipo de Desarrollo xampp wordpress.docx
+++ b/👥 Equipo de Desarrollo xampp wordpress.docx
@@ -1,6 +1,6 @@
 
 <file path=word/document.xml><?xml version="1.0" encoding="utf-8"?>
-<w:document xmlns:wpc="http://schemas.microsoft.com/office/word/2010/wordprocessingCanvas" xmlns:cx="http://schemas.microsoft.com/office/drawing/2014/chartex" xmlns:cx1="http://schemas.microsoft.com/office/drawing/2015/9/8/chartex" xmlns:cx2="http://schemas.microsoft.com/office/drawing/2015/10/21/chartex" xmlns:cx3="http://schemas.microsoft.com/office/drawing/2016/5/9/chartex" xmlns:cx4="http://schemas.microsoft.com/office/drawing/2016/5/10/chartex" xmlns:cx5="http://schemas.microsoft.com/office/drawing/2016/5/11/chartex" xmlns:cx6="http://schemas.microsoft.com/office/drawing/2016/5/12/chartex" xmlns:cx7="http://schemas.microsoft.com/office/drawing/2016/5/13/chartex" xmlns:cx8="http://schemas.microsoft.com/office/drawing/2016/5/14/chartex" xmlns:mc="http://schemas.openxmlformats.org/markup-compatibility/2006" xmlns:aink="http://schemas.microsoft.com/office/drawing/2016/ink" xmlns:am3d="http://schemas.microsoft.com/office/drawing/2017/model3d" xmlns:o="urn:schemas-microsoft-com:office:office" xmlns:oel="http://schemas.microsoft.com/office/2019/extlst" xmlns:r="http://schemas.openxmlformats.org/officeDocument/2006/relationships" xmlns:m="http://schemas.openxmlformats.org/officeDocument/2006/math" xmlns:v="urn:schemas-microsoft-com:vml" xmlns:wp14="http://schemas.microsoft.com/office/word/2010/wordprocessingDrawing" xmlns:wp="http://schemas.openxmlformats.org/drawingml/2006/wordprocessingDrawing" xmlns:w10="urn:schemas-microsoft-com:office:word" xmlns:w="http://schemas.openxmlformats.org/wordprocessingml/2006/main" xmlns:w14="http://schemas.microsoft.com/office/word/2010/wordml" xmlns:w15="http://schemas.microsoft.com/office/word/2012/wordml" xmlns:w16cex="http://schemas.microsoft.com/office/word/2018/wordml/cex" xmlns:w16cid="http://schemas.microsoft.com/office/word/2016/wordml/cid" xmlns:w16="http://schemas.microsoft.com/office/word/2018/wordml" xmlns:w16du="http://schemas.microsoft.com/office/word/2023/wordml/word16du" xmlns:w16sdtdh="http://schemas.microsoft.com/office/word/2020/wordml/sdtdatahash" xmlns:w16sdtfl="http://schemas.microsoft.com/office/word/2024/wordml/sdtformatlock" xmlns:w16se="http://schemas.microsoft.com/office/word/2015/wordml/symex" xmlns:wpg="http://schemas.microsoft.com/office/word/2010/wordprocessingGroup" xmlns:wpi="http://schemas.microsoft.com/office/word/2010/wordprocessingInk" xmlns:wne="http://schemas.microsoft.com/office/word/2006/wordml" xmlns:wps="http://schemas.microsoft.com/office/word/2010/wordprocessingShape" mc:Ignorable="w14 w15 w16se w16cid w16 w16cex w16sdtdh w16sdtfl w16du wp14">
+<w:document xmlns:wpc="http://schemas.microsoft.com/office/word/2010/wordprocessingCanvas" xmlns:cx="http://schemas.microsoft.com/office/drawing/2014/chartex" xmlns:cx1="http://schemas.microsoft.com/office/drawing/2015/9/8/chartex" xmlns:cx2="http://schemas.microsoft.com/office/drawing/2015/10/21/chartex" xmlns:cx3="http://schemas.microsoft.com/office/drawing/2016/5/9/chartex" xmlns:cx4="http://schemas.microsoft.com/office/drawing/2016/5/10/chartex" xmlns:cx5="http://schemas.microsoft.com/office/drawing/2016/5/11/chartex" xmlns:cx6="http://schemas.microsoft.com/office/drawing/2016/5/12/chartex" xmlns:cx7="http://schemas.microsoft.com/office/drawing/2016/5/13/chartex" xmlns:cx8="http://schemas.microsoft.com/office/drawing/2016/5/14/chartex" xmlns:mc="http://schemas.openxmlformats.org/markup-compatibility/2006" xmlns:aink="http://schemas.microsoft.com/office/drawing/2016/ink" xmlns:am3d="http://schemas.microsoft.com/office/drawing/2017/model3d" xmlns:o="urn:schemas-microsoft-com:office:office" xmlns:r="http://schemas.openxmlformats.org/officeDocument/2006/relationships" xmlns:m="http://schemas.openxmlformats.org/officeDocument/2006/math" xmlns:v="urn:schemas-microsoft-com:vml" xmlns:wp14="http://schemas.microsoft.com/office/word/2010/wordprocessingDrawing" xmlns:wp="http://schemas.openxmlformats.org/drawingml/2006/wordprocessingDrawing" xmlns:w10="urn:schemas-microsoft-com:office:word" xmlns:w="http://schemas.openxmlformats.org/wordprocessingml/2006/main" xmlns:w14="http://schemas.microsoft.com/office/word/2010/wordml" xmlns:w15="http://schemas.microsoft.com/office/word/2012/wordml" xmlns:w16cex="http://schemas.microsoft.com/office/word/2018/wordml/cex" xmlns:w16cid="http://schemas.microsoft.com/office/word/2016/wordml/cid" xmlns:w16="http://schemas.microsoft.com/office/word/2018/wordml" xmlns:w16sdtdh="http://schemas.microsoft.com/office/word/2020/wordml/sdtdatahash" xmlns:w16se="http://schemas.microsoft.com/office/word/2015/wordml/symex" xmlns:wpg="http://schemas.microsoft.com/office/word/2010/wordprocessingGroup" xmlns:wpi="http://schemas.microsoft.com/office/word/2010/wordprocessingInk" xmlns:wne="http://schemas.microsoft.com/office/word/2006/wordml" xmlns:wps="http://schemas.microsoft.com/office/word/2010/wordprocessingShape" mc:Ignorable="w14 w15 w16se w16cid w16 w16cex w16sdtdh wp14">
   <w:body>
     <w:p>
       <w:pPr>
@@ -45,6 +45,12 @@
           <w:rFonts w:ascii="Arial" w:hAnsi="Arial" w:cs="Arial"/>
         </w:rPr>
         <w:t>Estudiante 2:</w:t>
+      </w:r>
+      <w:r>
+        <w:rPr>
+          <w:rFonts w:ascii="Arial" w:hAnsi="Arial" w:cs="Arial"/>
+        </w:rPr>
+        <w:t xml:space="preserve"> Mauricio Quiroga Guerrero</w:t>
       </w:r>
     </w:p>
     <w:p>
@@ -405,7 +411,21 @@
         <w:rPr>
           <w:rFonts w:ascii="Arial" w:hAnsi="Arial" w:cs="Arial"/>
         </w:rPr>
-        <w:t xml:space="preserve">** es un plugin alternativo de código abierto bajo licencia GPL (General Public </w:t>
+        <w:t xml:space="preserve">** es un plugin alternativo de código abierto bajo licencia GPL (General </w:t>
+      </w:r>
+      <w:proofErr w:type="spellStart"/>
+      <w:r>
+        <w:rPr>
+          <w:rFonts w:ascii="Arial" w:hAnsi="Arial" w:cs="Arial"/>
+        </w:rPr>
+        <w:t>Public</w:t>
+      </w:r>
+      <w:proofErr w:type="spellEnd"/>
+      <w:r>
+        <w:rPr>
+          <w:rFonts w:ascii="Arial" w:hAnsi="Arial" w:cs="Arial"/>
+        </w:rPr>
+        <w:t xml:space="preserve"> </w:t>
       </w:r>
       <w:proofErr w:type="spellStart"/>
       <w:r>
@@ -563,6 +583,179 @@
         </w:rPr>
         <w:t>`).</w:t>
       </w:r>
+    </w:p>
+    <w:p>
+      <w:pPr>
+        <w:jc w:val="both"/>
+        <w:rPr>
+          <w:rFonts w:ascii="Arial" w:hAnsi="Arial" w:cs="Arial"/>
+          <w:b/>
+          <w:bCs/>
+        </w:rPr>
+      </w:pPr>
+      <w:r>
+        <w:rPr>
+          <w:rFonts w:ascii="Arial" w:hAnsi="Arial" w:cs="Arial"/>
+          <w:b/>
+          <w:bCs/>
+        </w:rPr>
+        <w:t xml:space="preserve">Paso 1: Instalación de </w:t>
+      </w:r>
+      <w:proofErr w:type="spellStart"/>
+      <w:r>
+        <w:rPr>
+          <w:rFonts w:ascii="Arial" w:hAnsi="Arial" w:cs="Arial"/>
+          <w:b/>
+          <w:bCs/>
+        </w:rPr>
+        <w:t>Elementor</w:t>
+      </w:r>
+      <w:proofErr w:type="spellEnd"/>
+      <w:r>
+        <w:rPr>
+          <w:rFonts w:ascii="Arial" w:hAnsi="Arial" w:cs="Arial"/>
+          <w:b/>
+          <w:bCs/>
+        </w:rPr>
+        <w:t xml:space="preserve"> (Base Gratuita)</w:t>
+      </w:r>
+    </w:p>
+    <w:p>
+      <w:pPr>
+        <w:jc w:val="both"/>
+        <w:rPr>
+          <w:rFonts w:ascii="Arial" w:hAnsi="Arial" w:cs="Arial"/>
+        </w:rPr>
+      </w:pPr>
+      <w:r>
+        <w:rPr>
+          <w:rFonts w:ascii="Arial" w:hAnsi="Arial" w:cs="Arial"/>
+        </w:rPr>
+        <w:t>1. Inicie sesión en su panel de administración de WordPress.</w:t>
+      </w:r>
+    </w:p>
+    <w:p>
+      <w:pPr>
+        <w:jc w:val="both"/>
+        <w:rPr>
+          <w:rFonts w:ascii="Arial" w:hAnsi="Arial" w:cs="Arial"/>
+        </w:rPr>
+      </w:pPr>
+      <w:r>
+        <w:rPr>
+          <w:rFonts w:ascii="Arial" w:hAnsi="Arial" w:cs="Arial"/>
+        </w:rPr>
+        <w:t xml:space="preserve">2. En el menú lateral izquierdo, dirígete a </w:t>
+      </w:r>
+      <w:proofErr w:type="spellStart"/>
+      <w:r>
+        <w:rPr>
+          <w:rFonts w:ascii="Arial" w:hAnsi="Arial" w:cs="Arial"/>
+        </w:rPr>
+        <w:t>Plugins</w:t>
+      </w:r>
+      <w:proofErr w:type="spellEnd"/>
+      <w:r>
+        <w:rPr>
+          <w:rFonts w:ascii="Arial" w:hAnsi="Arial" w:cs="Arial"/>
+        </w:rPr>
+        <w:t xml:space="preserve"> &gt; Añadir plugin.</w:t>
+      </w:r>
+    </w:p>
+    <w:p>
+      <w:pPr>
+        <w:jc w:val="both"/>
+        <w:rPr>
+          <w:rFonts w:ascii="Arial" w:hAnsi="Arial" w:cs="Arial"/>
+        </w:rPr>
+      </w:pPr>
+      <w:r>
+        <w:rPr>
+          <w:rFonts w:ascii="Arial" w:hAnsi="Arial" w:cs="Arial"/>
+        </w:rPr>
+        <w:lastRenderedPageBreak/>
+        <w:t xml:space="preserve">3. En el buscador superior derecho, escriba </w:t>
+      </w:r>
+      <w:proofErr w:type="spellStart"/>
+      <w:r>
+        <w:rPr>
+          <w:rFonts w:ascii="Arial" w:hAnsi="Arial" w:cs="Arial"/>
+        </w:rPr>
+        <w:t>Elementor</w:t>
+      </w:r>
+      <w:proofErr w:type="spellEnd"/>
+      <w:r>
+        <w:rPr>
+          <w:rFonts w:ascii="Arial" w:hAnsi="Arial" w:cs="Arial"/>
+        </w:rPr>
+        <w:t>.</w:t>
+      </w:r>
+    </w:p>
+    <w:p>
+      <w:pPr>
+        <w:jc w:val="both"/>
+        <w:rPr>
+          <w:rFonts w:ascii="Arial" w:hAnsi="Arial" w:cs="Arial"/>
+        </w:rPr>
+      </w:pPr>
+    </w:p>
+    <w:p>
+      <w:pPr>
+        <w:jc w:val="both"/>
+        <w:rPr>
+          <w:rFonts w:ascii="Arial" w:hAnsi="Arial" w:cs="Arial"/>
+        </w:rPr>
+      </w:pPr>
+      <w:r>
+        <w:rPr>
+          <w:rFonts w:ascii="Arial" w:hAnsi="Arial" w:cs="Arial"/>
+        </w:rPr>
+        <w:t xml:space="preserve">4. Localice el plugin Maquetador web </w:t>
+      </w:r>
+      <w:proofErr w:type="spellStart"/>
+      <w:r>
+        <w:rPr>
+          <w:rFonts w:ascii="Arial" w:hAnsi="Arial" w:cs="Arial"/>
+        </w:rPr>
+        <w:t>Elementor</w:t>
+      </w:r>
+      <w:proofErr w:type="spellEnd"/>
+      <w:r>
+        <w:rPr>
+          <w:rFonts w:ascii="Arial" w:hAnsi="Arial" w:cs="Arial"/>
+        </w:rPr>
+        <w:t xml:space="preserve"> y haga clic en Instalar ahora.</w:t>
+      </w:r>
+    </w:p>
+    <w:p>
+      <w:pPr>
+        <w:jc w:val="both"/>
+        <w:rPr>
+          <w:rFonts w:ascii="Arial" w:hAnsi="Arial" w:cs="Arial"/>
+        </w:rPr>
+      </w:pPr>
+    </w:p>
+    <w:p>
+      <w:pPr>
+        <w:jc w:val="both"/>
+        <w:rPr>
+          <w:rFonts w:ascii="Arial" w:hAnsi="Arial" w:cs="Arial"/>
+        </w:rPr>
+      </w:pPr>
+      <w:r>
+        <w:rPr>
+          <w:rFonts w:ascii="Arial" w:hAnsi="Arial" w:cs="Arial"/>
+        </w:rPr>
+        <w:t>5. Una vez terminada la carga, presione el botón **Activar**.</w:t>
+      </w:r>
+    </w:p>
+    <w:p>
+      <w:pPr>
+        <w:jc w:val="both"/>
+        <w:rPr>
+          <w:rFonts w:ascii="Arial" w:hAnsi="Arial" w:cs="Arial"/>
+        </w:rPr>
+      </w:pPr>
     </w:p>
     <w:p>
       <w:pPr>
@@ -591,7 +784,7 @@
 </file>
 
 <file path=word/styles.xml><?xml version="1.0" encoding="utf-8"?>
-<w:styles xmlns:mc="http://schemas.openxmlformats.org/markup-compatibility/2006" xmlns:r="http://schemas.openxmlformats.org/officeDocument/2006/relationships" xmlns:w="http://schemas.openxmlformats.org/wordprocessingml/2006/main" xmlns:w14="http://schemas.microsoft.com/office/word/2010/wordml" xmlns:w15="http://schemas.microsoft.com/office/word/2012/wordml" xmlns:w16cex="http://schemas.microsoft.com/office/word/2018/wordml/cex" xmlns:w16cid="http://schemas.microsoft.com/office/word/2016/wordml/cid" xmlns:w16="http://schemas.microsoft.com/office/word/2018/wordml" xmlns:w16du="http://schemas.microsoft.com/office/word/2023/wordml/word16du" xmlns:w16sdtdh="http://schemas.microsoft.com/office/word/2020/wordml/sdtdatahash" xmlns:w16sdtfl="http://schemas.microsoft.com/office/word/2024/wordml/sdtformatlock" xmlns:w16se="http://schemas.microsoft.com/office/word/2015/wordml/symex" mc:Ignorable="w14 w15 w16se w16cid w16 w16cex w16sdtdh w16sdtfl w16du">
+<w:styles xmlns:mc="http://schemas.openxmlformats.org/markup-compatibility/2006" xmlns:r="http://schemas.openxmlformats.org/officeDocument/2006/relationships" xmlns:w="http://schemas.openxmlformats.org/wordprocessingml/2006/main" xmlns:w14="http://schemas.microsoft.com/office/word/2010/wordml" xmlns:w15="http://schemas.microsoft.com/office/word/2012/wordml" xmlns:w16cex="http://schemas.microsoft.com/office/word/2018/wordml/cex" xmlns:w16cid="http://schemas.microsoft.com/office/word/2016/wordml/cid" xmlns:w16="http://schemas.microsoft.com/office/word/2018/wordml" xmlns:w16sdtdh="http://schemas.microsoft.com/office/word/2020/wordml/sdtdatahash" xmlns:w16se="http://schemas.microsoft.com/office/word/2015/wordml/symex" mc:Ignorable="w14 w15 w16se w16cid w16 w16cex w16sdtdh">
   <w:docDefaults>
     <w:rPrDefault>
       <w:rPr>

--- a/👥 Equipo de Desarrollo xampp wordpress.docx
+++ b/👥 Equipo de Desarrollo xampp wordpress.docx
@@ -1,101 +1,77 @@
 
 <file path=word/document.xml><?xml version="1.0" encoding="utf-8"?>
-<w:document xmlns:o="urn:schemas-microsoft-com:office:office" xmlns:r="http://schemas.openxmlformats.org/officeDocument/2006/relationships" xmlns:v="urn:schemas-microsoft-com:vml" xmlns:w="http://schemas.openxmlformats.org/wordprocessingml/2006/main" xmlns:w10="urn:schemas-microsoft-com:office:word" xmlns:wp="http://schemas.openxmlformats.org/drawingml/2006/wordprocessingDrawing" xmlns:wps="http://schemas.microsoft.com/office/word/2010/wordprocessingShape" xmlns:wpg="http://schemas.microsoft.com/office/word/2010/wordprocessingGroup" xmlns:mc="http://schemas.openxmlformats.org/markup-compatibility/2006" xmlns:wp14="http://schemas.microsoft.com/office/word/2010/wordprocessingDrawing" xmlns:w14="http://schemas.microsoft.com/office/word/2010/wordml" xmlns:w15="http://schemas.microsoft.com/office/word/2012/wordml" mc:Ignorable="w14 wp14 w15">
+<w:document xmlns:wpc="http://schemas.microsoft.com/office/word/2010/wordprocessingCanvas" xmlns:cx="http://schemas.microsoft.com/office/drawing/2014/chartex" xmlns:cx1="http://schemas.microsoft.com/office/drawing/2015/9/8/chartex" xmlns:cx2="http://schemas.microsoft.com/office/drawing/2015/10/21/chartex" xmlns:cx3="http://schemas.microsoft.com/office/drawing/2016/5/9/chartex" xmlns:cx4="http://schemas.microsoft.com/office/drawing/2016/5/10/chartex" xmlns:cx5="http://schemas.microsoft.com/office/drawing/2016/5/11/chartex" xmlns:cx6="http://schemas.microsoft.com/office/drawing/2016/5/12/chartex" xmlns:cx7="http://schemas.microsoft.com/office/drawing/2016/5/13/chartex" xmlns:cx8="http://schemas.microsoft.com/office/drawing/2016/5/14/chartex" xmlns:mc="http://schemas.openxmlformats.org/markup-compatibility/2006" xmlns:aink="http://schemas.microsoft.com/office/drawing/2016/ink" xmlns:am3d="http://schemas.microsoft.com/office/drawing/2017/model3d" xmlns:o="urn:schemas-microsoft-com:office:office" xmlns:oel="http://schemas.microsoft.com/office/2019/extlst" xmlns:r="http://schemas.openxmlformats.org/officeDocument/2006/relationships" xmlns:m="http://schemas.openxmlformats.org/officeDocument/2006/math" xmlns:v="urn:schemas-microsoft-com:vml" xmlns:wp14="http://schemas.microsoft.com/office/word/2010/wordprocessingDrawing" xmlns:wp="http://schemas.openxmlformats.org/drawingml/2006/wordprocessingDrawing" xmlns:w10="urn:schemas-microsoft-com:office:word" xmlns:w="http://schemas.openxmlformats.org/wordprocessingml/2006/main" xmlns:w14="http://schemas.microsoft.com/office/word/2010/wordml" xmlns:w15="http://schemas.microsoft.com/office/word/2012/wordml" xmlns:w16cex="http://schemas.microsoft.com/office/word/2018/wordml/cex" xmlns:w16cid="http://schemas.microsoft.com/office/word/2016/wordml/cid" xmlns:w16="http://schemas.microsoft.com/office/word/2018/wordml" xmlns:w16du="http://schemas.microsoft.com/office/word/2023/wordml/word16du" xmlns:w16sdtdh="http://schemas.microsoft.com/office/word/2020/wordml/sdtdatahash" xmlns:w16sdtfl="http://schemas.microsoft.com/office/word/2024/wordml/sdtformatlock" xmlns:w16se="http://schemas.microsoft.com/office/word/2015/wordml/symex" xmlns:wpg="http://schemas.microsoft.com/office/word/2010/wordprocessingGroup" xmlns:wpi="http://schemas.microsoft.com/office/word/2010/wordprocessingInk" xmlns:wne="http://schemas.microsoft.com/office/word/2006/wordml" xmlns:wps="http://schemas.microsoft.com/office/word/2010/wordprocessingShape" mc:Ignorable="w14 w15 w16se w16cid w16 w16cex w16sdtdh w16sdtfl w16du wp14">
   <w:body>
     <w:p>
       <w:pPr>
-        <w:pStyle w:val="Normal"/>
-        <w:rPr>
-          <w:rFonts w:ascii="Arial" w:hAnsi="Arial" w:cs="Arial"/>
-        </w:rPr>
-      </w:pPr>
-      <w:r>
-        <w:rPr>
-          <w:rFonts w:cs="Segoe UI Emoji" w:ascii="Segoe UI Emoji" w:hAnsi="Segoe UI Emoji"/>
+        <w:rPr>
+          <w:rFonts w:ascii="Arial" w:hAnsi="Arial" w:cs="Arial"/>
+        </w:rPr>
+      </w:pPr>
+      <w:r>
+        <w:rPr>
+          <w:rFonts w:ascii="Segoe UI Emoji" w:hAnsi="Segoe UI Emoji" w:cs="Segoe UI Emoji"/>
         </w:rPr>
         <w:t>👥</w:t>
       </w:r>
       <w:r>
         <w:rPr>
-          <w:rFonts w:cs="Arial" w:ascii="Arial" w:hAnsi="Arial"/>
-        </w:rPr>
-        <w:t xml:space="preserve"> </w:t>
-      </w:r>
-      <w:r>
-        <w:rPr>
-          <w:rFonts w:cs="Arial" w:ascii="Arial" w:hAnsi="Arial"/>
-        </w:rPr>
-        <w:t>Equipo de Desarrollo (Integrantes)</w:t>
-      </w:r>
-    </w:p>
-    <w:p>
-      <w:pPr>
-        <w:pStyle w:val="Normal"/>
-        <w:rPr>
-          <w:rFonts w:ascii="Arial" w:hAnsi="Arial" w:cs="Arial"/>
-        </w:rPr>
-      </w:pPr>
-      <w:r>
-        <w:rPr>
-          <w:rFonts w:cs="Arial" w:ascii="Arial" w:hAnsi="Arial"/>
+          <w:rFonts w:ascii="Arial" w:hAnsi="Arial" w:cs="Arial"/>
+        </w:rPr>
+        <w:t xml:space="preserve"> Equipo de Desarrollo (Integrantes)</w:t>
+      </w:r>
+    </w:p>
+    <w:p>
+      <w:pPr>
+        <w:rPr>
+          <w:rFonts w:ascii="Arial" w:hAnsi="Arial" w:cs="Arial"/>
+        </w:rPr>
+      </w:pPr>
+      <w:r>
+        <w:rPr>
+          <w:rFonts w:ascii="Arial" w:hAnsi="Arial" w:cs="Arial"/>
         </w:rPr>
         <w:t>Estudiante 1: Josué Veizaga del Villar</w:t>
       </w:r>
     </w:p>
     <w:p>
       <w:pPr>
-        <w:pStyle w:val="Normal"/>
-        <w:rPr>
-          <w:rFonts w:ascii="Arial" w:hAnsi="Arial" w:cs="Arial"/>
-        </w:rPr>
-      </w:pPr>
-      <w:r>
-        <w:rPr>
-          <w:rFonts w:cs="Arial" w:ascii="Arial" w:hAnsi="Arial"/>
+        <w:rPr>
+          <w:rFonts w:ascii="Arial" w:hAnsi="Arial" w:cs="Arial"/>
+        </w:rPr>
+      </w:pPr>
+      <w:r>
+        <w:rPr>
+          <w:rFonts w:ascii="Arial" w:hAnsi="Arial" w:cs="Arial"/>
         </w:rPr>
         <w:t>Estudiante 2: Mauricio Quiroga Guerrero</w:t>
       </w:r>
     </w:p>
     <w:p>
       <w:pPr>
-        <w:pStyle w:val="Normal"/>
-        <w:rPr>
-          <w:rFonts w:ascii="Arial" w:hAnsi="Arial" w:cs="Arial"/>
-        </w:rPr>
-      </w:pPr>
-      <w:r>
-        <w:rPr>
-          <w:rFonts w:cs="Arial" w:ascii="Arial" w:hAnsi="Arial"/>
-        </w:rPr>
-        <w:t xml:space="preserve">Estudiante 3: </w:t>
-      </w:r>
-      <w:r>
-        <w:rPr>
-          <w:rFonts w:cs="Arial" w:ascii="Arial" w:hAnsi="Arial"/>
-        </w:rPr>
-        <w:t>Ronald Fernando Ricaldi Serrudo</w:t>
-      </w:r>
-    </w:p>
-    <w:p>
-      <w:pPr>
-        <w:pStyle w:val="Normal"/>
-        <w:rPr>
-          <w:rFonts w:ascii="Arial" w:hAnsi="Arial" w:cs="Arial"/>
-        </w:rPr>
-      </w:pPr>
-      <w:r>
-        <w:rPr>
-          <w:rFonts w:cs="Arial" w:ascii="Arial" w:hAnsi="Arial"/>
-        </w:rPr>
-      </w:r>
-    </w:p>
-    <w:p>
-      <w:pPr>
-        <w:pStyle w:val="Normal"/>
+        <w:rPr>
+          <w:rFonts w:ascii="Arial" w:hAnsi="Arial" w:cs="Arial"/>
+        </w:rPr>
+      </w:pPr>
+      <w:r>
+        <w:rPr>
+          <w:rFonts w:ascii="Arial" w:hAnsi="Arial" w:cs="Arial"/>
+        </w:rPr>
+        <w:t>Estudiante 3: Ronald Fernando Ricaldi Serrudo</w:t>
+      </w:r>
+    </w:p>
+    <w:p>
+      <w:pPr>
+        <w:rPr>
+          <w:rFonts w:ascii="Arial" w:hAnsi="Arial" w:cs="Arial"/>
+        </w:rPr>
+      </w:pPr>
+    </w:p>
+    <w:p>
+      <w:pPr>
         <w:jc w:val="center"/>
         <w:rPr>
           <w:rFonts w:ascii="Arial" w:hAnsi="Arial" w:cs="Arial"/>
-          <w:b/>
           <w:b/>
           <w:bCs/>
           <w:sz w:val="28"/>
@@ -104,19 +80,19 @@
       </w:pPr>
       <w:r>
         <w:rPr>
-          <w:rFonts w:cs="Segoe UI Emoji" w:ascii="Segoe UI Emoji" w:hAnsi="Segoe UI Emoji"/>
+          <w:rFonts w:ascii="Segoe UI Emoji" w:hAnsi="Segoe UI Emoji" w:cs="Segoe UI Emoji"/>
         </w:rPr>
         <w:t>📚</w:t>
       </w:r>
       <w:r>
         <w:rPr>
-          <w:rFonts w:cs="Arial" w:ascii="Arial" w:hAnsi="Arial"/>
+          <w:rFonts w:ascii="Arial" w:hAnsi="Arial" w:cs="Arial"/>
         </w:rPr>
         <w:t xml:space="preserve"> </w:t>
       </w:r>
       <w:r>
         <w:rPr>
-          <w:rFonts w:cs="Arial" w:ascii="Arial" w:hAnsi="Arial"/>
+          <w:rFonts w:ascii="Arial" w:hAnsi="Arial" w:cs="Arial"/>
           <w:b/>
           <w:bCs/>
           <w:sz w:val="28"/>
@@ -127,11 +103,9 @@
     </w:p>
     <w:p>
       <w:pPr>
-        <w:pStyle w:val="Normal"/>
         <w:jc w:val="center"/>
         <w:rPr>
           <w:rFonts w:ascii="Arial" w:hAnsi="Arial" w:cs="Arial"/>
-          <w:b/>
           <w:b/>
           <w:bCs/>
           <w:sz w:val="28"/>
@@ -140,7 +114,7 @@
       </w:pPr>
       <w:r>
         <w:rPr>
-          <w:rFonts w:cs="Arial" w:ascii="Arial" w:hAnsi="Arial"/>
+          <w:rFonts w:ascii="Arial" w:hAnsi="Arial" w:cs="Arial"/>
           <w:b/>
           <w:bCs/>
           <w:sz w:val="28"/>
@@ -151,11 +125,9 @@
     </w:p>
     <w:p>
       <w:pPr>
-        <w:pStyle w:val="Normal"/>
         <w:jc w:val="center"/>
         <w:rPr>
           <w:rFonts w:ascii="Arial" w:hAnsi="Arial" w:cs="Arial"/>
-          <w:b/>
           <w:b/>
           <w:bCs/>
           <w:sz w:val="28"/>
@@ -164,178 +136,361 @@
       </w:pPr>
       <w:r>
         <w:rPr>
-          <w:rFonts w:cs="Arial" w:ascii="Arial" w:hAnsi="Arial"/>
+          <w:rFonts w:ascii="Arial" w:hAnsi="Arial" w:cs="Arial"/>
           <w:b/>
           <w:bCs/>
           <w:sz w:val="28"/>
           <w:szCs w:val="28"/>
         </w:rPr>
-        <w:t>del Plugin Elementor y Pro Elements</w:t>
-      </w:r>
-    </w:p>
-    <w:p>
-      <w:pPr>
-        <w:pStyle w:val="Normal"/>
-        <w:rPr>
-          <w:rFonts w:ascii="Arial" w:hAnsi="Arial" w:cs="Arial"/>
-        </w:rPr>
-      </w:pPr>
-      <w:r>
-        <w:rPr>
-          <w:rFonts w:cs="Arial" w:ascii="Arial" w:hAnsi="Arial"/>
-        </w:rPr>
-      </w:r>
-    </w:p>
-    <w:p>
-      <w:pPr>
-        <w:pStyle w:val="Normal"/>
-        <w:jc w:val="both"/>
-        <w:rPr>
-          <w:rFonts w:ascii="Arial" w:hAnsi="Arial" w:cs="Arial"/>
-        </w:rPr>
-      </w:pPr>
-      <w:r>
-        <w:rPr>
-          <w:rFonts w:cs="Arial" w:ascii="Arial" w:hAnsi="Arial"/>
-        </w:rPr>
-        <w:t>Este repositorio contiene la documentación detallada y la guía paso a paso para la instalación y configuración del entorno de maquetación web implementando las herramientas de diseño Elementor y su extensión de funciones Pro Elements.</w:t>
-      </w:r>
-    </w:p>
-    <w:p>
-      <w:pPr>
-        <w:pStyle w:val="Normal"/>
-        <w:jc w:val="both"/>
-        <w:rPr>
-          <w:rFonts w:ascii="Arial" w:hAnsi="Arial" w:cs="Arial"/>
-          <w:b/>
+        <w:t xml:space="preserve">del Plugin </w:t>
+      </w:r>
+      <w:proofErr w:type="spellStart"/>
+      <w:r>
+        <w:rPr>
+          <w:rFonts w:ascii="Arial" w:hAnsi="Arial" w:cs="Arial"/>
           <w:b/>
           <w:bCs/>
-        </w:rPr>
-      </w:pPr>
-      <w:r>
-        <w:rPr>
-          <w:rFonts w:cs="Arial" w:ascii="Arial" w:hAnsi="Arial"/>
-        </w:rPr>
-        <w:t xml:space="preserve"> </w:t>
-      </w:r>
-      <w:r>
-        <w:rPr>
-          <w:rFonts w:cs="Arial" w:ascii="Arial" w:hAnsi="Arial"/>
+          <w:sz w:val="28"/>
+          <w:szCs w:val="28"/>
+        </w:rPr>
+        <w:t>Elementor</w:t>
+      </w:r>
+      <w:proofErr w:type="spellEnd"/>
+      <w:r>
+        <w:rPr>
+          <w:rFonts w:ascii="Arial" w:hAnsi="Arial" w:cs="Arial"/>
           <w:b/>
           <w:bCs/>
+          <w:sz w:val="28"/>
+          <w:szCs w:val="28"/>
+        </w:rPr>
+        <w:t xml:space="preserve"> y Pro </w:t>
+      </w:r>
+      <w:proofErr w:type="spellStart"/>
+      <w:r>
+        <w:rPr>
+          <w:rFonts w:ascii="Arial" w:hAnsi="Arial" w:cs="Arial"/>
+          <w:b/>
+          <w:bCs/>
+          <w:sz w:val="28"/>
+          <w:szCs w:val="28"/>
+        </w:rPr>
+        <w:t>Elements</w:t>
+      </w:r>
+      <w:proofErr w:type="spellEnd"/>
+    </w:p>
+    <w:p>
+      <w:pPr>
+        <w:rPr>
+          <w:rFonts w:ascii="Arial" w:hAnsi="Arial" w:cs="Arial"/>
+        </w:rPr>
+      </w:pPr>
+    </w:p>
+    <w:p>
+      <w:pPr>
+        <w:jc w:val="both"/>
+        <w:rPr>
+          <w:rFonts w:ascii="Arial" w:hAnsi="Arial" w:cs="Arial"/>
+        </w:rPr>
+      </w:pPr>
+      <w:r>
+        <w:rPr>
+          <w:rFonts w:ascii="Arial" w:hAnsi="Arial" w:cs="Arial"/>
+        </w:rPr>
+        <w:t xml:space="preserve">Este repositorio contiene la documentación detallada y la guía paso a paso para la instalación y configuración del entorno de maquetación web implementando las herramientas de diseño </w:t>
+      </w:r>
+      <w:proofErr w:type="spellStart"/>
+      <w:r>
+        <w:rPr>
+          <w:rFonts w:ascii="Arial" w:hAnsi="Arial" w:cs="Arial"/>
+        </w:rPr>
+        <w:t>Elementor</w:t>
+      </w:r>
+      <w:proofErr w:type="spellEnd"/>
+      <w:r>
+        <w:rPr>
+          <w:rFonts w:ascii="Arial" w:hAnsi="Arial" w:cs="Arial"/>
+        </w:rPr>
+        <w:t xml:space="preserve"> y su extensión de funciones Pro </w:t>
+      </w:r>
+      <w:proofErr w:type="spellStart"/>
+      <w:r>
+        <w:rPr>
+          <w:rFonts w:ascii="Arial" w:hAnsi="Arial" w:cs="Arial"/>
+        </w:rPr>
+        <w:t>Elements</w:t>
+      </w:r>
+      <w:proofErr w:type="spellEnd"/>
+      <w:r>
+        <w:rPr>
+          <w:rFonts w:ascii="Arial" w:hAnsi="Arial" w:cs="Arial"/>
+        </w:rPr>
+        <w:t>.</w:t>
+      </w:r>
+    </w:p>
+    <w:p>
+      <w:pPr>
+        <w:jc w:val="both"/>
+        <w:rPr>
+          <w:rFonts w:ascii="Arial" w:hAnsi="Arial" w:cs="Arial"/>
+          <w:b/>
+          <w:bCs/>
+        </w:rPr>
+      </w:pPr>
+      <w:r>
+        <w:rPr>
+          <w:rFonts w:ascii="Arial" w:hAnsi="Arial" w:cs="Arial"/>
+        </w:rPr>
+        <w:t xml:space="preserve"> </w:t>
+      </w:r>
+      <w:r>
+        <w:rPr>
+          <w:rFonts w:ascii="Arial" w:hAnsi="Arial" w:cs="Arial"/>
+          <w:b/>
+          <w:bCs/>
         </w:rPr>
         <w:t>Investigación Teórica</w:t>
       </w:r>
     </w:p>
     <w:p>
       <w:pPr>
-        <w:pStyle w:val="Normal"/>
-        <w:jc w:val="both"/>
-        <w:rPr>
-          <w:rFonts w:ascii="Arial" w:hAnsi="Arial" w:cs="Arial"/>
-        </w:rPr>
-      </w:pPr>
-      <w:r>
-        <w:rPr>
-          <w:rFonts w:cs="Arial" w:ascii="Arial" w:hAnsi="Arial"/>
-        </w:rPr>
-      </w:r>
-    </w:p>
-    <w:p>
-      <w:pPr>
-        <w:pStyle w:val="Normal"/>
-        <w:jc w:val="both"/>
-        <w:rPr>
-          <w:rFonts w:ascii="Arial" w:hAnsi="Arial" w:cs="Arial"/>
-        </w:rPr>
-      </w:pPr>
-      <w:r>
-        <w:rPr>
-          <w:rFonts w:cs="Arial" w:ascii="Arial" w:hAnsi="Arial"/>
-        </w:rPr>
-        <w:t>¿Qué es Elementor?</w:t>
-      </w:r>
-    </w:p>
-    <w:p>
-      <w:pPr>
-        <w:pStyle w:val="Normal"/>
-        <w:jc w:val="both"/>
-        <w:rPr>
-          <w:rFonts w:ascii="Arial" w:hAnsi="Arial" w:cs="Arial"/>
-        </w:rPr>
-      </w:pPr>
-      <w:r>
-        <w:rPr>
-          <w:rFonts w:cs="Arial" w:ascii="Arial" w:hAnsi="Arial"/>
-        </w:rPr>
-        <w:t>**Elementor** es el maquetador visual (Page Builder) de arrastrar y soltar más popular para WordPress. Permite a los desarrolladores y diseñadores web estructurar interfaces complejas de manera visual y en tiempo real, reduciendo drásticamente la necesidad de programar hojas de estilo (CSS) desde cero para layouts básicos.</w:t>
-      </w:r>
-    </w:p>
-    <w:p>
-      <w:pPr>
-        <w:pStyle w:val="Normal"/>
-        <w:jc w:val="both"/>
-        <w:rPr>
-          <w:rFonts w:ascii="Arial" w:hAnsi="Arial" w:cs="Arial"/>
-        </w:rPr>
-      </w:pPr>
-      <w:r>
-        <w:rPr>
-          <w:rFonts w:cs="Arial" w:ascii="Arial" w:hAnsi="Arial"/>
-        </w:rPr>
-      </w:r>
-    </w:p>
-    <w:p>
-      <w:pPr>
-        <w:pStyle w:val="Normal"/>
-        <w:jc w:val="both"/>
-        <w:rPr>
-          <w:rFonts w:ascii="Arial" w:hAnsi="Arial" w:cs="Arial"/>
-        </w:rPr>
-      </w:pPr>
-      <w:r>
-        <w:rPr>
-          <w:rFonts w:cs="Arial" w:ascii="Arial" w:hAnsi="Arial"/>
-        </w:rPr>
-        <w:t>¿Qué es Pro Elements?</w:t>
-      </w:r>
-    </w:p>
-    <w:p>
-      <w:pPr>
-        <w:pStyle w:val="Normal"/>
-        <w:jc w:val="both"/>
-        <w:rPr>
-          <w:rFonts w:ascii="Arial" w:hAnsi="Arial" w:cs="Arial"/>
-        </w:rPr>
-      </w:pPr>
-      <w:r>
-        <w:rPr>
-          <w:rFonts w:cs="Arial" w:ascii="Arial" w:hAnsi="Arial"/>
-        </w:rPr>
-        <w:t>**Pro Elements** es un plugin alternativo de código abierto bajo licencia GPL (General Public License) que actúa como puente de activación para las características avanzadas del ecosistema de Elementor. Habilita widgets avanzados, herramientas de e-commerce, efectos de movimiento dinámicos y la manipulación completa del constructor de temas (Theme Builder) sin necesidad de una suscripción comercial activa o licencias de pago.</w:t>
-      </w:r>
-    </w:p>
-    <w:p>
-      <w:pPr>
-        <w:pStyle w:val="Normal"/>
-        <w:jc w:val="both"/>
-        <w:rPr>
-          <w:rFonts w:ascii="Arial" w:hAnsi="Arial" w:cs="Arial"/>
-        </w:rPr>
-      </w:pPr>
-      <w:r>
-        <w:rPr>
-          <w:rFonts w:cs="Arial" w:ascii="Arial" w:hAnsi="Arial"/>
-        </w:rPr>
-      </w:r>
-    </w:p>
-    <w:p>
-      <w:pPr>
-        <w:pStyle w:val="Normal"/>
-        <w:jc w:val="both"/>
-        <w:rPr>
-          <w:rFonts w:ascii="Arial" w:hAnsi="Arial" w:cs="Arial"/>
-          <w:b/>
+        <w:jc w:val="both"/>
+        <w:rPr>
+          <w:rFonts w:ascii="Arial" w:hAnsi="Arial" w:cs="Arial"/>
+        </w:rPr>
+      </w:pPr>
+    </w:p>
+    <w:p>
+      <w:pPr>
+        <w:jc w:val="both"/>
+        <w:rPr>
+          <w:rFonts w:ascii="Arial" w:hAnsi="Arial" w:cs="Arial"/>
+        </w:rPr>
+      </w:pPr>
+      <w:r>
+        <w:rPr>
+          <w:rFonts w:ascii="Arial" w:hAnsi="Arial" w:cs="Arial"/>
+        </w:rPr>
+        <w:t xml:space="preserve">¿Qué es </w:t>
+      </w:r>
+      <w:proofErr w:type="spellStart"/>
+      <w:r>
+        <w:rPr>
+          <w:rFonts w:ascii="Arial" w:hAnsi="Arial" w:cs="Arial"/>
+        </w:rPr>
+        <w:t>Elementor</w:t>
+      </w:r>
+      <w:proofErr w:type="spellEnd"/>
+      <w:r>
+        <w:rPr>
+          <w:rFonts w:ascii="Arial" w:hAnsi="Arial" w:cs="Arial"/>
+        </w:rPr>
+        <w:t>?</w:t>
+      </w:r>
+    </w:p>
+    <w:p>
+      <w:pPr>
+        <w:jc w:val="both"/>
+        <w:rPr>
+          <w:rFonts w:ascii="Arial" w:hAnsi="Arial" w:cs="Arial"/>
+        </w:rPr>
+      </w:pPr>
+      <w:r>
+        <w:rPr>
+          <w:rFonts w:ascii="Arial" w:hAnsi="Arial" w:cs="Arial"/>
+        </w:rPr>
+        <w:t>**</w:t>
+      </w:r>
+      <w:proofErr w:type="spellStart"/>
+      <w:r>
+        <w:rPr>
+          <w:rFonts w:ascii="Arial" w:hAnsi="Arial" w:cs="Arial"/>
+        </w:rPr>
+        <w:t>Elementor</w:t>
+      </w:r>
+      <w:proofErr w:type="spellEnd"/>
+      <w:r>
+        <w:rPr>
+          <w:rFonts w:ascii="Arial" w:hAnsi="Arial" w:cs="Arial"/>
+        </w:rPr>
+        <w:t xml:space="preserve">** es el maquetador visual (Page </w:t>
+      </w:r>
+      <w:proofErr w:type="spellStart"/>
+      <w:r>
+        <w:rPr>
+          <w:rFonts w:ascii="Arial" w:hAnsi="Arial" w:cs="Arial"/>
+        </w:rPr>
+        <w:t>Builder</w:t>
+      </w:r>
+      <w:proofErr w:type="spellEnd"/>
+      <w:r>
+        <w:rPr>
+          <w:rFonts w:ascii="Arial" w:hAnsi="Arial" w:cs="Arial"/>
+        </w:rPr>
+        <w:t xml:space="preserve">) de arrastrar y soltar más popular para WordPress. Permite a los desarrolladores y diseñadores web estructurar interfaces complejas de manera visual y en tiempo real, reduciendo drásticamente la necesidad de programar hojas de estilo (CSS) desde cero para </w:t>
+      </w:r>
+      <w:proofErr w:type="spellStart"/>
+      <w:r>
+        <w:rPr>
+          <w:rFonts w:ascii="Arial" w:hAnsi="Arial" w:cs="Arial"/>
+        </w:rPr>
+        <w:t>layouts</w:t>
+      </w:r>
+      <w:proofErr w:type="spellEnd"/>
+      <w:r>
+        <w:rPr>
+          <w:rFonts w:ascii="Arial" w:hAnsi="Arial" w:cs="Arial"/>
+        </w:rPr>
+        <w:t xml:space="preserve"> básicos.</w:t>
+      </w:r>
+    </w:p>
+    <w:p>
+      <w:pPr>
+        <w:jc w:val="both"/>
+        <w:rPr>
+          <w:rFonts w:ascii="Arial" w:hAnsi="Arial" w:cs="Arial"/>
+        </w:rPr>
+      </w:pPr>
+    </w:p>
+    <w:p>
+      <w:pPr>
+        <w:jc w:val="both"/>
+        <w:rPr>
+          <w:rFonts w:ascii="Arial" w:hAnsi="Arial" w:cs="Arial"/>
+        </w:rPr>
+      </w:pPr>
+      <w:r>
+        <w:rPr>
+          <w:rFonts w:ascii="Arial" w:hAnsi="Arial" w:cs="Arial"/>
+        </w:rPr>
+        <w:t xml:space="preserve">¿Qué es Pro </w:t>
+      </w:r>
+      <w:proofErr w:type="spellStart"/>
+      <w:r>
+        <w:rPr>
+          <w:rFonts w:ascii="Arial" w:hAnsi="Arial" w:cs="Arial"/>
+        </w:rPr>
+        <w:t>Elements</w:t>
+      </w:r>
+      <w:proofErr w:type="spellEnd"/>
+      <w:r>
+        <w:rPr>
+          <w:rFonts w:ascii="Arial" w:hAnsi="Arial" w:cs="Arial"/>
+        </w:rPr>
+        <w:t>?</w:t>
+      </w:r>
+    </w:p>
+    <w:p>
+      <w:pPr>
+        <w:jc w:val="both"/>
+        <w:rPr>
+          <w:rFonts w:ascii="Arial" w:hAnsi="Arial" w:cs="Arial"/>
+        </w:rPr>
+      </w:pPr>
+      <w:r>
+        <w:rPr>
+          <w:rFonts w:ascii="Arial" w:hAnsi="Arial" w:cs="Arial"/>
+        </w:rPr>
+        <w:t xml:space="preserve">**Pro </w:t>
+      </w:r>
+      <w:proofErr w:type="spellStart"/>
+      <w:r>
+        <w:rPr>
+          <w:rFonts w:ascii="Arial" w:hAnsi="Arial" w:cs="Arial"/>
+        </w:rPr>
+        <w:t>Elements</w:t>
+      </w:r>
+      <w:proofErr w:type="spellEnd"/>
+      <w:r>
+        <w:rPr>
+          <w:rFonts w:ascii="Arial" w:hAnsi="Arial" w:cs="Arial"/>
+        </w:rPr>
+        <w:t xml:space="preserve">** es un plugin alternativo de código abierto bajo licencia GPL (General Public </w:t>
+      </w:r>
+      <w:proofErr w:type="spellStart"/>
+      <w:r>
+        <w:rPr>
+          <w:rFonts w:ascii="Arial" w:hAnsi="Arial" w:cs="Arial"/>
+        </w:rPr>
+        <w:t>License</w:t>
+      </w:r>
+      <w:proofErr w:type="spellEnd"/>
+      <w:r>
+        <w:rPr>
+          <w:rFonts w:ascii="Arial" w:hAnsi="Arial" w:cs="Arial"/>
+        </w:rPr>
+        <w:t xml:space="preserve">) que actúa como puente de activación para las características avanzadas del ecosistema de </w:t>
+      </w:r>
+      <w:proofErr w:type="spellStart"/>
+      <w:r>
+        <w:rPr>
+          <w:rFonts w:ascii="Arial" w:hAnsi="Arial" w:cs="Arial"/>
+        </w:rPr>
+        <w:t>Elementor</w:t>
+      </w:r>
+      <w:proofErr w:type="spellEnd"/>
+      <w:r>
+        <w:rPr>
+          <w:rFonts w:ascii="Arial" w:hAnsi="Arial" w:cs="Arial"/>
+        </w:rPr>
+        <w:t>. Habilita widgets avanzados, herramientas de e-</w:t>
+      </w:r>
+      <w:proofErr w:type="spellStart"/>
+      <w:r>
+        <w:rPr>
+          <w:rFonts w:ascii="Arial" w:hAnsi="Arial" w:cs="Arial"/>
+        </w:rPr>
+        <w:t>commerce</w:t>
+      </w:r>
+      <w:proofErr w:type="spellEnd"/>
+      <w:r>
+        <w:rPr>
+          <w:rFonts w:ascii="Arial" w:hAnsi="Arial" w:cs="Arial"/>
+        </w:rPr>
+        <w:t>, efectos de movimiento dinámicos y la manipulación completa del constructor de temas (</w:t>
+      </w:r>
+      <w:proofErr w:type="spellStart"/>
+      <w:r>
+        <w:rPr>
+          <w:rFonts w:ascii="Arial" w:hAnsi="Arial" w:cs="Arial"/>
+        </w:rPr>
+        <w:t>Theme</w:t>
+      </w:r>
+      <w:proofErr w:type="spellEnd"/>
+      <w:r>
+        <w:rPr>
+          <w:rFonts w:ascii="Arial" w:hAnsi="Arial" w:cs="Arial"/>
+        </w:rPr>
+        <w:t xml:space="preserve"> </w:t>
+      </w:r>
+      <w:proofErr w:type="spellStart"/>
+      <w:r>
+        <w:rPr>
+          <w:rFonts w:ascii="Arial" w:hAnsi="Arial" w:cs="Arial"/>
+        </w:rPr>
+        <w:t>Builder</w:t>
+      </w:r>
+      <w:proofErr w:type="spellEnd"/>
+      <w:r>
+        <w:rPr>
+          <w:rFonts w:ascii="Arial" w:hAnsi="Arial" w:cs="Arial"/>
+        </w:rPr>
+        <w:t>) sin necesidad de una suscripción comercial activa o licencias de pago.</w:t>
+      </w:r>
+    </w:p>
+    <w:p>
+      <w:pPr>
+        <w:jc w:val="both"/>
+        <w:rPr>
+          <w:rFonts w:ascii="Arial" w:hAnsi="Arial" w:cs="Arial"/>
+        </w:rPr>
+      </w:pPr>
+    </w:p>
+    <w:p>
+      <w:pPr>
+        <w:jc w:val="both"/>
+        <w:rPr>
+          <w:rFonts w:ascii="Arial" w:hAnsi="Arial" w:cs="Arial"/>
           <w:b/>
           <w:bCs/>
           <w:sz w:val="24"/>
@@ -344,7 +499,7 @@
       </w:pPr>
       <w:r>
         <w:rPr>
-          <w:rFonts w:cs="Arial" w:ascii="Arial" w:hAnsi="Arial"/>
+          <w:rFonts w:ascii="Arial" w:hAnsi="Arial" w:cs="Arial"/>
           <w:b/>
           <w:bCs/>
           <w:sz w:val="24"/>
@@ -355,193 +510,238 @@
     </w:p>
     <w:p>
       <w:pPr>
-        <w:pStyle w:val="Normal"/>
-        <w:jc w:val="both"/>
-        <w:rPr>
-          <w:rFonts w:ascii="Arial" w:hAnsi="Arial" w:cs="Arial"/>
-        </w:rPr>
-      </w:pPr>
-      <w:r>
-        <w:rPr>
-          <w:rFonts w:cs="Arial" w:ascii="Arial" w:hAnsi="Arial"/>
+        <w:jc w:val="both"/>
+        <w:rPr>
+          <w:rFonts w:ascii="Arial" w:hAnsi="Arial" w:cs="Arial"/>
+        </w:rPr>
+      </w:pPr>
+      <w:r>
+        <w:rPr>
+          <w:rFonts w:ascii="Arial" w:hAnsi="Arial" w:cs="Arial"/>
         </w:rPr>
         <w:t>Requisitos Previos</w:t>
       </w:r>
     </w:p>
     <w:p>
       <w:pPr>
-        <w:pStyle w:val="Normal"/>
-        <w:jc w:val="both"/>
-        <w:rPr>
-          <w:rFonts w:ascii="Arial" w:hAnsi="Arial" w:cs="Arial"/>
-        </w:rPr>
-      </w:pPr>
-      <w:r>
-        <w:rPr>
-          <w:rFonts w:cs="Arial" w:ascii="Arial" w:hAnsi="Arial"/>
+        <w:jc w:val="both"/>
+        <w:rPr>
+          <w:rFonts w:ascii="Arial" w:hAnsi="Arial" w:cs="Arial"/>
+        </w:rPr>
+      </w:pPr>
+      <w:r>
+        <w:rPr>
+          <w:rFonts w:ascii="Arial" w:hAnsi="Arial" w:cs="Arial"/>
         </w:rPr>
         <w:t>* Tener una instalación local de WordPress activa (ejecutada mediante un servidor local como XAMPP).</w:t>
       </w:r>
     </w:p>
     <w:p>
       <w:pPr>
-        <w:pStyle w:val="Normal"/>
-        <w:jc w:val="both"/>
-        <w:rPr>
-          <w:rFonts w:ascii="Arial" w:hAnsi="Arial" w:cs="Arial"/>
-        </w:rPr>
-      </w:pPr>
-      <w:r>
-        <w:rPr>
-          <w:rFonts w:cs="Arial" w:ascii="Arial" w:hAnsi="Arial"/>
-        </w:rPr>
-        <w:t>* Acceso de administrador al panel de control (`/wp-admin`).</w:t>
-      </w:r>
-    </w:p>
-    <w:p>
-      <w:pPr>
-        <w:pStyle w:val="Normal"/>
-        <w:jc w:val="both"/>
-        <w:rPr>
-          <w:rFonts w:ascii="Arial" w:hAnsi="Arial" w:cs="Arial"/>
-          <w:b/>
+        <w:jc w:val="both"/>
+        <w:rPr>
+          <w:rFonts w:ascii="Arial" w:hAnsi="Arial" w:cs="Arial"/>
+        </w:rPr>
+      </w:pPr>
+      <w:r>
+        <w:rPr>
+          <w:rFonts w:ascii="Arial" w:hAnsi="Arial" w:cs="Arial"/>
+        </w:rPr>
+        <w:t>* Acceso de administrador al panel de control (`/</w:t>
+      </w:r>
+      <w:proofErr w:type="spellStart"/>
+      <w:r>
+        <w:rPr>
+          <w:rFonts w:ascii="Arial" w:hAnsi="Arial" w:cs="Arial"/>
+        </w:rPr>
+        <w:t>wp-admin</w:t>
+      </w:r>
+      <w:proofErr w:type="spellEnd"/>
+      <w:r>
+        <w:rPr>
+          <w:rFonts w:ascii="Arial" w:hAnsi="Arial" w:cs="Arial"/>
+        </w:rPr>
+        <w:t>`).</w:t>
+      </w:r>
+    </w:p>
+    <w:p>
+      <w:pPr>
+        <w:jc w:val="both"/>
+        <w:rPr>
+          <w:rFonts w:ascii="Arial" w:hAnsi="Arial" w:cs="Arial"/>
           <w:b/>
           <w:bCs/>
         </w:rPr>
       </w:pPr>
       <w:r>
         <w:rPr>
-          <w:rFonts w:cs="Arial" w:ascii="Arial" w:hAnsi="Arial"/>
+          <w:rFonts w:ascii="Arial" w:hAnsi="Arial" w:cs="Arial"/>
           <w:b/>
           <w:bCs/>
         </w:rPr>
-        <w:t>Paso 1: Instalación de Elementor (Base Gratuita)</w:t>
-      </w:r>
-    </w:p>
-    <w:p>
-      <w:pPr>
-        <w:pStyle w:val="Normal"/>
-        <w:jc w:val="both"/>
-        <w:rPr>
-          <w:rFonts w:ascii="Arial" w:hAnsi="Arial" w:cs="Arial"/>
-        </w:rPr>
-      </w:pPr>
-      <w:r>
-        <w:rPr>
-          <w:rFonts w:cs="Arial" w:ascii="Arial" w:hAnsi="Arial"/>
+        <w:t xml:space="preserve">Paso 1: Instalación de </w:t>
+      </w:r>
+      <w:proofErr w:type="spellStart"/>
+      <w:r>
+        <w:rPr>
+          <w:rFonts w:ascii="Arial" w:hAnsi="Arial" w:cs="Arial"/>
+          <w:b/>
+          <w:bCs/>
+        </w:rPr>
+        <w:t>Elementor</w:t>
+      </w:r>
+      <w:proofErr w:type="spellEnd"/>
+      <w:r>
+        <w:rPr>
+          <w:rFonts w:ascii="Arial" w:hAnsi="Arial" w:cs="Arial"/>
+          <w:b/>
+          <w:bCs/>
+        </w:rPr>
+        <w:t xml:space="preserve"> (Base Gratuita)</w:t>
+      </w:r>
+    </w:p>
+    <w:p>
+      <w:pPr>
+        <w:jc w:val="both"/>
+        <w:rPr>
+          <w:rFonts w:ascii="Arial" w:hAnsi="Arial" w:cs="Arial"/>
+        </w:rPr>
+      </w:pPr>
+      <w:r>
+        <w:rPr>
+          <w:rFonts w:ascii="Arial" w:hAnsi="Arial" w:cs="Arial"/>
         </w:rPr>
         <w:t>1. Inicie sesión en su panel de administración de WordPress.</w:t>
       </w:r>
     </w:p>
     <w:p>
       <w:pPr>
-        <w:pStyle w:val="Normal"/>
-        <w:jc w:val="both"/>
-        <w:rPr>
-          <w:rFonts w:ascii="Arial" w:hAnsi="Arial" w:cs="Arial"/>
-        </w:rPr>
-      </w:pPr>
-      <w:r>
-        <w:rPr>
-          <w:rFonts w:cs="Arial" w:ascii="Arial" w:hAnsi="Arial"/>
-        </w:rPr>
-        <w:t>2. En el menú lateral izquierdo, dirígete a Plugins &gt; Añadir plugin.</w:t>
-      </w:r>
-    </w:p>
-    <w:p>
-      <w:pPr>
-        <w:pStyle w:val="Normal"/>
-        <w:jc w:val="both"/>
-        <w:rPr>
-          <w:rFonts w:ascii="Arial" w:hAnsi="Arial" w:cs="Arial"/>
-        </w:rPr>
-      </w:pPr>
-      <w:r>
-        <w:rPr>
-          <w:rFonts w:cs="Arial" w:ascii="Arial" w:hAnsi="Arial"/>
-        </w:rPr>
-        <w:t>3. En el buscador superior derecho, escriba Elementor.</w:t>
-      </w:r>
-    </w:p>
-    <w:p>
-      <w:pPr>
-        <w:pStyle w:val="Normal"/>
-        <w:jc w:val="both"/>
-        <w:rPr>
-          <w:rFonts w:ascii="Arial" w:hAnsi="Arial" w:cs="Arial"/>
-        </w:rPr>
-      </w:pPr>
-      <w:r>
-        <w:rPr>
-          <w:rFonts w:cs="Arial" w:ascii="Arial" w:hAnsi="Arial"/>
-        </w:rPr>
-      </w:r>
-    </w:p>
-    <w:p>
-      <w:pPr>
-        <w:pStyle w:val="Normal"/>
-        <w:jc w:val="both"/>
-        <w:rPr>
-          <w:rFonts w:ascii="Arial" w:hAnsi="Arial" w:cs="Arial"/>
-        </w:rPr>
-      </w:pPr>
-      <w:r>
-        <w:rPr>
-          <w:rFonts w:cs="Arial" w:ascii="Arial" w:hAnsi="Arial"/>
-        </w:rPr>
-        <w:t>4. Localice el plugin Maquetador web Elementor y haga clic en Instalar ahora.</w:t>
-      </w:r>
-    </w:p>
-    <w:p>
-      <w:pPr>
-        <w:pStyle w:val="Normal"/>
-        <w:jc w:val="both"/>
-        <w:rPr>
-          <w:rFonts w:ascii="Arial" w:hAnsi="Arial" w:cs="Arial"/>
-        </w:rPr>
-      </w:pPr>
-      <w:r>
-        <w:rPr>
-          <w:rFonts w:cs="Arial" w:ascii="Arial" w:hAnsi="Arial"/>
-        </w:rPr>
-      </w:r>
-    </w:p>
-    <w:p>
-      <w:pPr>
-        <w:pStyle w:val="Normal"/>
-        <w:jc w:val="both"/>
-        <w:rPr>
-          <w:rFonts w:ascii="Arial" w:hAnsi="Arial" w:cs="Arial"/>
-        </w:rPr>
-      </w:pPr>
-      <w:r>
-        <w:rPr>
-          <w:rFonts w:cs="Arial" w:ascii="Arial" w:hAnsi="Arial"/>
+        <w:jc w:val="both"/>
+        <w:rPr>
+          <w:rFonts w:ascii="Arial" w:hAnsi="Arial" w:cs="Arial"/>
+        </w:rPr>
+      </w:pPr>
+      <w:r>
+        <w:rPr>
+          <w:rFonts w:ascii="Arial" w:hAnsi="Arial" w:cs="Arial"/>
+        </w:rPr>
+        <w:t xml:space="preserve">2. En el menú lateral izquierdo, dirígete a </w:t>
+      </w:r>
+      <w:proofErr w:type="spellStart"/>
+      <w:r>
+        <w:rPr>
+          <w:rFonts w:ascii="Arial" w:hAnsi="Arial" w:cs="Arial"/>
+        </w:rPr>
+        <w:t>Plugins</w:t>
+      </w:r>
+      <w:proofErr w:type="spellEnd"/>
+      <w:r>
+        <w:rPr>
+          <w:rFonts w:ascii="Arial" w:hAnsi="Arial" w:cs="Arial"/>
+        </w:rPr>
+        <w:t xml:space="preserve"> &gt; Añadir plugin.</w:t>
+      </w:r>
+    </w:p>
+    <w:p>
+      <w:pPr>
+        <w:jc w:val="both"/>
+        <w:rPr>
+          <w:rFonts w:ascii="Arial" w:hAnsi="Arial" w:cs="Arial"/>
+        </w:rPr>
+      </w:pPr>
+      <w:r>
+        <w:rPr>
+          <w:rFonts w:ascii="Arial" w:hAnsi="Arial" w:cs="Arial"/>
+        </w:rPr>
+        <w:lastRenderedPageBreak/>
+        <w:t xml:space="preserve">3. En el buscador superior derecho, escriba </w:t>
+      </w:r>
+      <w:proofErr w:type="spellStart"/>
+      <w:r>
+        <w:rPr>
+          <w:rFonts w:ascii="Arial" w:hAnsi="Arial" w:cs="Arial"/>
+        </w:rPr>
+        <w:t>Elementor</w:t>
+      </w:r>
+      <w:proofErr w:type="spellEnd"/>
+      <w:r>
+        <w:rPr>
+          <w:rFonts w:ascii="Arial" w:hAnsi="Arial" w:cs="Arial"/>
+        </w:rPr>
+        <w:t>.</w:t>
+      </w:r>
+    </w:p>
+    <w:p>
+      <w:pPr>
+        <w:jc w:val="both"/>
+        <w:rPr>
+          <w:rFonts w:ascii="Arial" w:hAnsi="Arial" w:cs="Arial"/>
+        </w:rPr>
+      </w:pPr>
+    </w:p>
+    <w:p>
+      <w:pPr>
+        <w:jc w:val="both"/>
+        <w:rPr>
+          <w:rFonts w:ascii="Arial" w:hAnsi="Arial" w:cs="Arial"/>
+        </w:rPr>
+      </w:pPr>
+      <w:r>
+        <w:rPr>
+          <w:rFonts w:ascii="Arial" w:hAnsi="Arial" w:cs="Arial"/>
+        </w:rPr>
+        <w:t xml:space="preserve">4. Localice el plugin Maquetador web </w:t>
+      </w:r>
+      <w:proofErr w:type="spellStart"/>
+      <w:r>
+        <w:rPr>
+          <w:rFonts w:ascii="Arial" w:hAnsi="Arial" w:cs="Arial"/>
+        </w:rPr>
+        <w:t>Elementor</w:t>
+      </w:r>
+      <w:proofErr w:type="spellEnd"/>
+      <w:r>
+        <w:rPr>
+          <w:rFonts w:ascii="Arial" w:hAnsi="Arial" w:cs="Arial"/>
+        </w:rPr>
+        <w:t xml:space="preserve"> y haga clic en Instalar ahora.</w:t>
+      </w:r>
+    </w:p>
+    <w:p>
+      <w:pPr>
+        <w:jc w:val="both"/>
+        <w:rPr>
+          <w:rFonts w:ascii="Arial" w:hAnsi="Arial" w:cs="Arial"/>
+        </w:rPr>
+      </w:pPr>
+    </w:p>
+    <w:p>
+      <w:pPr>
+        <w:jc w:val="both"/>
+        <w:rPr>
+          <w:rFonts w:ascii="Arial" w:hAnsi="Arial" w:cs="Arial"/>
+        </w:rPr>
+      </w:pPr>
+      <w:r>
+        <w:rPr>
+          <w:rFonts w:ascii="Arial" w:hAnsi="Arial" w:cs="Arial"/>
         </w:rPr>
         <w:t>5. Una vez terminada la carga, presione el botón **Activar**.</w:t>
       </w:r>
     </w:p>
     <w:p>
       <w:pPr>
-        <w:pStyle w:val="Normal"/>
-        <w:jc w:val="both"/>
-        <w:rPr>
-          <w:rFonts w:ascii="Arial" w:hAnsi="Arial" w:cs="Arial"/>
-        </w:rPr>
-      </w:pPr>
-      <w:r>
-        <w:rPr>
-          <w:rFonts w:cs="Arial" w:ascii="Arial" w:hAnsi="Arial"/>
-        </w:rPr>
-      </w:r>
-    </w:p>
-    <w:p>
-      <w:pPr>
-        <w:pStyle w:val="Normal"/>
-        <w:jc w:val="both"/>
-        <w:rPr>
-          <w:rFonts w:ascii="Arial" w:hAnsi="Arial" w:cs="Arial"/>
-          <w:b/>
+        <w:jc w:val="both"/>
+        <w:rPr>
+          <w:rFonts w:ascii="Arial" w:hAnsi="Arial" w:cs="Arial"/>
+        </w:rPr>
+      </w:pPr>
+    </w:p>
+    <w:p>
+      <w:pPr>
+        <w:jc w:val="both"/>
+        <w:rPr>
+          <w:rFonts w:ascii="Arial" w:hAnsi="Arial" w:cs="Arial"/>
           <w:b/>
           <w:bCs/>
           <w:sz w:val="24"/>
@@ -550,117 +750,32 @@
       </w:pPr>
       <w:r>
         <w:rPr>
-          <w:rFonts w:cs="Arial" w:ascii="Arial" w:hAnsi="Arial"/>
+          <w:rFonts w:ascii="Arial" w:hAnsi="Arial" w:cs="Arial"/>
           <w:b/>
           <w:bCs/>
           <w:sz w:val="24"/>
           <w:szCs w:val="24"/>
         </w:rPr>
-        <w:t>Paso 2: Instalación de Pro Elements</w:t>
-      </w:r>
-    </w:p>
-    <w:p>
-      <w:pPr>
-        <w:pStyle w:val="Normal"/>
-        <w:jc w:val="both"/>
-        <w:rPr>
-          <w:rFonts w:ascii="Arial" w:hAnsi="Arial" w:cs="Arial"/>
-          <w:b/>
+        <w:t xml:space="preserve">Paso 2: Instalación de Pro </w:t>
+      </w:r>
+      <w:proofErr w:type="spellStart"/>
+      <w:r>
+        <w:rPr>
+          <w:rFonts w:ascii="Arial" w:hAnsi="Arial" w:cs="Arial"/>
           <w:b/>
           <w:bCs/>
           <w:sz w:val="24"/>
           <w:szCs w:val="24"/>
         </w:rPr>
-      </w:pPr>
-      <w:r>
-        <w:rPr>
-          <w:rFonts w:cs="Arial" w:ascii="Arial" w:hAnsi="Arial"/>
-        </w:rPr>
-        <w:t>Nota: Pro Elements requiere obligatoriamente que el maquetador base Elementor esté previamente activo, de lo contrario WordPress arrojará un error de dependencias.</w:t>
-      </w:r>
-    </w:p>
-    <w:p>
-      <w:pPr>
-        <w:pStyle w:val="Normal"/>
-        <w:jc w:val="both"/>
-        <w:rPr>
-          <w:rFonts w:ascii="Arial" w:hAnsi="Arial" w:cs="Arial"/>
-        </w:rPr>
-      </w:pPr>
-      <w:r>
-        <w:rPr>
-          <w:rFonts w:cs="Arial" w:ascii="Arial" w:hAnsi="Arial"/>
-        </w:rPr>
-        <w:t>1. Dirígete nuevamente a Plugins &gt; Añadir plugin.</w:t>
-      </w:r>
-    </w:p>
-    <w:p>
-      <w:pPr>
-        <w:pStyle w:val="Normal"/>
-        <w:jc w:val="both"/>
-        <w:rPr>
-          <w:rFonts w:ascii="Arial" w:hAnsi="Arial" w:cs="Arial"/>
-        </w:rPr>
-      </w:pPr>
-      <w:r>
-        <w:rPr>
-          <w:rFonts w:cs="Arial" w:ascii="Arial" w:hAnsi="Arial"/>
-        </w:rPr>
-        <w:t>2. En la parte superior de la interfaz, haga clic en el botón Subir plugin.</w:t>
-      </w:r>
-    </w:p>
-    <w:p>
-      <w:pPr>
-        <w:pStyle w:val="Normal"/>
-        <w:jc w:val="both"/>
-        <w:rPr>
-          <w:rFonts w:ascii="Arial" w:hAnsi="Arial" w:cs="Arial"/>
-        </w:rPr>
-      </w:pPr>
-      <w:r>
-        <w:rPr>
-          <w:rFonts w:cs="Arial" w:ascii="Arial" w:hAnsi="Arial"/>
-        </w:rPr>
-        <w:t>3. Presione Seleccionar archivo y cargue el archivo comprimido .zip correspondiente a Pro Elements descargado de su sitio oficial.</w:t>
-      </w:r>
-    </w:p>
-    <w:p>
-      <w:pPr>
-        <w:pStyle w:val="Normal"/>
-        <w:jc w:val="both"/>
-        <w:rPr>
-          <w:rFonts w:ascii="Arial" w:hAnsi="Arial" w:cs="Arial"/>
-        </w:rPr>
-      </w:pPr>
-      <w:r>
-        <w:rPr>
-          <w:rFonts w:cs="Arial" w:ascii="Arial" w:hAnsi="Arial"/>
-        </w:rPr>
-        <w:t>4. Haga clic en Instalar ahora.</w:t>
-      </w:r>
-    </w:p>
-    <w:p>
-      <w:pPr>
-        <w:pStyle w:val="Normal"/>
-        <w:jc w:val="both"/>
-        <w:rPr>
-          <w:rFonts w:ascii="Arial" w:hAnsi="Arial" w:cs="Arial"/>
-        </w:rPr>
-      </w:pPr>
-      <w:r>
-        <w:rPr>
-          <w:rFonts w:cs="Arial" w:ascii="Arial" w:hAnsi="Arial"/>
-        </w:rPr>
-        <w:t>5. Tras concluir el desempaquetado de WordPress, haga clic en Activar.</w:t>
-      </w:r>
-    </w:p>
-    <w:p>
-      <w:pPr>
-        <w:pStyle w:val="Normal"/>
-        <w:jc w:val="both"/>
-        <w:rPr>
-          <w:rFonts w:ascii="Arial" w:hAnsi="Arial" w:cs="Arial"/>
-          <w:b/>
+        <w:t>Elements</w:t>
+      </w:r>
+      <w:proofErr w:type="spellEnd"/>
+    </w:p>
+    <w:p>
+      <w:pPr>
+        <w:jc w:val="both"/>
+        <w:rPr>
+          <w:rFonts w:ascii="Arial" w:hAnsi="Arial" w:cs="Arial"/>
           <w:b/>
           <w:bCs/>
           <w:sz w:val="24"/>
@@ -669,106 +784,1326 @@
       </w:pPr>
       <w:r>
         <w:rPr>
-          <w:rFonts w:cs="Arial" w:ascii="Arial" w:hAnsi="Arial"/>
+          <w:rFonts w:ascii="Arial" w:hAnsi="Arial" w:cs="Arial"/>
+        </w:rPr>
+        <w:t xml:space="preserve">Nota: Pro </w:t>
+      </w:r>
+      <w:proofErr w:type="spellStart"/>
+      <w:r>
+        <w:rPr>
+          <w:rFonts w:ascii="Arial" w:hAnsi="Arial" w:cs="Arial"/>
+        </w:rPr>
+        <w:t>Elements</w:t>
+      </w:r>
+      <w:proofErr w:type="spellEnd"/>
+      <w:r>
+        <w:rPr>
+          <w:rFonts w:ascii="Arial" w:hAnsi="Arial" w:cs="Arial"/>
+        </w:rPr>
+        <w:t xml:space="preserve"> requiere obligatoriamente que el maquetador base </w:t>
+      </w:r>
+      <w:proofErr w:type="spellStart"/>
+      <w:r>
+        <w:rPr>
+          <w:rFonts w:ascii="Arial" w:hAnsi="Arial" w:cs="Arial"/>
+        </w:rPr>
+        <w:t>Elementor</w:t>
+      </w:r>
+      <w:proofErr w:type="spellEnd"/>
+      <w:r>
+        <w:rPr>
+          <w:rFonts w:ascii="Arial" w:hAnsi="Arial" w:cs="Arial"/>
+        </w:rPr>
+        <w:t xml:space="preserve"> esté previamente activo, de lo contrario WordPress arrojará un error de dependencias.</w:t>
+      </w:r>
+    </w:p>
+    <w:p>
+      <w:pPr>
+        <w:jc w:val="both"/>
+        <w:rPr>
+          <w:rFonts w:ascii="Arial" w:hAnsi="Arial" w:cs="Arial"/>
+        </w:rPr>
+      </w:pPr>
+      <w:r>
+        <w:rPr>
+          <w:rFonts w:ascii="Arial" w:hAnsi="Arial" w:cs="Arial"/>
+        </w:rPr>
+        <w:t xml:space="preserve">1. Dirígete nuevamente a </w:t>
+      </w:r>
+      <w:proofErr w:type="spellStart"/>
+      <w:r>
+        <w:rPr>
+          <w:rFonts w:ascii="Arial" w:hAnsi="Arial" w:cs="Arial"/>
+        </w:rPr>
+        <w:t>Plugins</w:t>
+      </w:r>
+      <w:proofErr w:type="spellEnd"/>
+      <w:r>
+        <w:rPr>
+          <w:rFonts w:ascii="Arial" w:hAnsi="Arial" w:cs="Arial"/>
+        </w:rPr>
+        <w:t xml:space="preserve"> &gt; Añadir plugin.</w:t>
+      </w:r>
+    </w:p>
+    <w:p>
+      <w:pPr>
+        <w:jc w:val="both"/>
+        <w:rPr>
+          <w:rFonts w:ascii="Arial" w:hAnsi="Arial" w:cs="Arial"/>
+        </w:rPr>
+      </w:pPr>
+      <w:r>
+        <w:rPr>
+          <w:rFonts w:ascii="Arial" w:hAnsi="Arial" w:cs="Arial"/>
+        </w:rPr>
+        <w:t>2. En la parte superior de la interfaz, haga clic en el botón Subir plugin.</w:t>
+      </w:r>
+    </w:p>
+    <w:p>
+      <w:pPr>
+        <w:jc w:val="both"/>
+        <w:rPr>
+          <w:rFonts w:ascii="Arial" w:hAnsi="Arial" w:cs="Arial"/>
+        </w:rPr>
+      </w:pPr>
+      <w:r>
+        <w:rPr>
+          <w:rFonts w:ascii="Arial" w:hAnsi="Arial" w:cs="Arial"/>
+        </w:rPr>
+        <w:t xml:space="preserve">3. Presione Seleccionar archivo y cargue el archivo comprimido .zip correspondiente a Pro </w:t>
+      </w:r>
+      <w:proofErr w:type="spellStart"/>
+      <w:r>
+        <w:rPr>
+          <w:rFonts w:ascii="Arial" w:hAnsi="Arial" w:cs="Arial"/>
+        </w:rPr>
+        <w:t>Elements</w:t>
+      </w:r>
+      <w:proofErr w:type="spellEnd"/>
+      <w:r>
+        <w:rPr>
+          <w:rFonts w:ascii="Arial" w:hAnsi="Arial" w:cs="Arial"/>
+        </w:rPr>
+        <w:t xml:space="preserve"> descargado de su sitio oficial.</w:t>
+      </w:r>
+    </w:p>
+    <w:p>
+      <w:pPr>
+        <w:jc w:val="both"/>
+        <w:rPr>
+          <w:rFonts w:ascii="Arial" w:hAnsi="Arial" w:cs="Arial"/>
+        </w:rPr>
+      </w:pPr>
+      <w:r>
+        <w:rPr>
+          <w:rFonts w:ascii="Arial" w:hAnsi="Arial" w:cs="Arial"/>
+        </w:rPr>
+        <w:t>4. Haga clic en Instalar ahora.</w:t>
+      </w:r>
+    </w:p>
+    <w:p>
+      <w:pPr>
+        <w:jc w:val="both"/>
+        <w:rPr>
+          <w:rFonts w:ascii="Arial" w:hAnsi="Arial" w:cs="Arial"/>
+        </w:rPr>
+      </w:pPr>
+      <w:r>
+        <w:rPr>
+          <w:rFonts w:ascii="Arial" w:hAnsi="Arial" w:cs="Arial"/>
+        </w:rPr>
+        <w:t>5. Tras concluir el desempaquetado de WordPress, haga clic en Activar.</w:t>
+      </w:r>
+    </w:p>
+    <w:p>
+      <w:pPr>
+        <w:jc w:val="both"/>
+        <w:rPr>
+          <w:rFonts w:ascii="Arial" w:hAnsi="Arial" w:cs="Arial"/>
           <w:b/>
           <w:bCs/>
           <w:sz w:val="24"/>
           <w:szCs w:val="24"/>
         </w:rPr>
+      </w:pPr>
+      <w:r>
+        <w:rPr>
+          <w:rFonts w:ascii="Arial" w:hAnsi="Arial" w:cs="Arial"/>
+          <w:b/>
+          <w:bCs/>
+          <w:sz w:val="24"/>
+          <w:szCs w:val="24"/>
+        </w:rPr>
         <w:t>Verificación del Entorno de Trabajo</w:t>
       </w:r>
     </w:p>
     <w:p>
       <w:pPr>
-        <w:pStyle w:val="Normal"/>
-        <w:jc w:val="both"/>
-        <w:rPr>
-          <w:rFonts w:ascii="Arial" w:hAnsi="Arial" w:cs="Arial"/>
-        </w:rPr>
-      </w:pPr>
-      <w:r>
-        <w:rPr>
-          <w:rFonts w:cs="Arial" w:ascii="Arial" w:hAnsi="Arial"/>
+        <w:jc w:val="both"/>
+        <w:rPr>
+          <w:rFonts w:ascii="Arial" w:hAnsi="Arial" w:cs="Arial"/>
+        </w:rPr>
+      </w:pPr>
+      <w:r>
+        <w:rPr>
+          <w:rFonts w:ascii="Arial" w:hAnsi="Arial" w:cs="Arial"/>
         </w:rPr>
         <w:t>Para asegurar la correcta comunicación y funcionamiento de los complementos instalados en la práctica, se verificaron los siguientes puntos:</w:t>
       </w:r>
     </w:p>
     <w:p>
       <w:pPr>
-        <w:pStyle w:val="Normal"/>
-        <w:jc w:val="both"/>
-        <w:rPr>
-          <w:rFonts w:ascii="Arial" w:hAnsi="Arial" w:cs="Arial"/>
-        </w:rPr>
-      </w:pPr>
-      <w:r>
-        <w:rPr>
-          <w:rFonts w:cs="Arial" w:ascii="Arial" w:hAnsi="Arial"/>
-        </w:rPr>
-        <w:t>1. En Plugins &gt; Plugins instalados, ambos módulos (Elementor y PRO Elements) figuran como activos simultáneamente de manera conforme.</w:t>
-      </w:r>
-    </w:p>
-    <w:p>
-      <w:pPr>
-        <w:pStyle w:val="Normal"/>
-        <w:jc w:val="both"/>
-        <w:rPr>
-          <w:rFonts w:ascii="Arial" w:hAnsi="Arial" w:cs="Arial"/>
-        </w:rPr>
-      </w:pPr>
-      <w:r>
-        <w:rPr>
-          <w:rFonts w:cs="Arial" w:ascii="Arial" w:hAnsi="Arial"/>
-        </w:rPr>
-        <w:t>2. Al crear una nueva página y presionar el botón Editar con Elementor, la barra de herramientas del editor despliega la sección Pro totalmente desbloqueada y lista para maquetar interfaces dinámicas.</w:t>
-      </w:r>
-    </w:p>
-    <w:p>
-      <w:pPr>
-        <w:pStyle w:val="Normal"/>
-        <w:jc w:val="both"/>
-        <w:rPr>
-          <w:rFonts w:ascii="Arial" w:hAnsi="Arial" w:cs="Arial"/>
-        </w:rPr>
-      </w:pPr>
-      <w:r>
-        <w:rPr>
-          <w:rFonts w:cs="Arial" w:ascii="Arial" w:hAnsi="Arial"/>
-        </w:rPr>
-      </w:r>
-    </w:p>
-    <w:p>
-      <w:pPr>
-        <w:pStyle w:val="Normal"/>
-        <w:spacing w:before="0" w:after="160"/>
-        <w:jc w:val="both"/>
-        <w:rPr>
-          <w:rFonts w:ascii="Arial" w:hAnsi="Arial" w:cs="Arial"/>
-        </w:rPr>
-      </w:pPr>
-      <w:r>
-        <w:rPr/>
-      </w:r>
+        <w:jc w:val="both"/>
+        <w:rPr>
+          <w:rFonts w:ascii="Arial" w:hAnsi="Arial" w:cs="Arial"/>
+        </w:rPr>
+      </w:pPr>
+      <w:r>
+        <w:rPr>
+          <w:rFonts w:ascii="Arial" w:hAnsi="Arial" w:cs="Arial"/>
+        </w:rPr>
+        <w:t xml:space="preserve">1. En </w:t>
+      </w:r>
+      <w:proofErr w:type="spellStart"/>
+      <w:r>
+        <w:rPr>
+          <w:rFonts w:ascii="Arial" w:hAnsi="Arial" w:cs="Arial"/>
+        </w:rPr>
+        <w:t>Plugins</w:t>
+      </w:r>
+      <w:proofErr w:type="spellEnd"/>
+      <w:r>
+        <w:rPr>
+          <w:rFonts w:ascii="Arial" w:hAnsi="Arial" w:cs="Arial"/>
+        </w:rPr>
+        <w:t xml:space="preserve"> &gt; </w:t>
+      </w:r>
+      <w:proofErr w:type="spellStart"/>
+      <w:r>
+        <w:rPr>
+          <w:rFonts w:ascii="Arial" w:hAnsi="Arial" w:cs="Arial"/>
+        </w:rPr>
+        <w:t>Plugins</w:t>
+      </w:r>
+      <w:proofErr w:type="spellEnd"/>
+      <w:r>
+        <w:rPr>
+          <w:rFonts w:ascii="Arial" w:hAnsi="Arial" w:cs="Arial"/>
+        </w:rPr>
+        <w:t xml:space="preserve"> instalados, ambos módulos (</w:t>
+      </w:r>
+      <w:proofErr w:type="spellStart"/>
+      <w:r>
+        <w:rPr>
+          <w:rFonts w:ascii="Arial" w:hAnsi="Arial" w:cs="Arial"/>
+        </w:rPr>
+        <w:t>Elementor</w:t>
+      </w:r>
+      <w:proofErr w:type="spellEnd"/>
+      <w:r>
+        <w:rPr>
+          <w:rFonts w:ascii="Arial" w:hAnsi="Arial" w:cs="Arial"/>
+        </w:rPr>
+        <w:t xml:space="preserve"> y PRO </w:t>
+      </w:r>
+      <w:proofErr w:type="spellStart"/>
+      <w:r>
+        <w:rPr>
+          <w:rFonts w:ascii="Arial" w:hAnsi="Arial" w:cs="Arial"/>
+        </w:rPr>
+        <w:t>Elements</w:t>
+      </w:r>
+      <w:proofErr w:type="spellEnd"/>
+      <w:r>
+        <w:rPr>
+          <w:rFonts w:ascii="Arial" w:hAnsi="Arial" w:cs="Arial"/>
+        </w:rPr>
+        <w:t>) figuran como activos simultáneamente de manera conforme.</w:t>
+      </w:r>
+    </w:p>
+    <w:p>
+      <w:pPr>
+        <w:jc w:val="both"/>
+        <w:rPr>
+          <w:rFonts w:ascii="Arial" w:hAnsi="Arial" w:cs="Arial"/>
+        </w:rPr>
+      </w:pPr>
+      <w:r>
+        <w:rPr>
+          <w:rFonts w:ascii="Arial" w:hAnsi="Arial" w:cs="Arial"/>
+        </w:rPr>
+        <w:t xml:space="preserve">2. Al crear una nueva página y presionar el botón Editar con </w:t>
+      </w:r>
+      <w:proofErr w:type="spellStart"/>
+      <w:r>
+        <w:rPr>
+          <w:rFonts w:ascii="Arial" w:hAnsi="Arial" w:cs="Arial"/>
+        </w:rPr>
+        <w:t>Elementor</w:t>
+      </w:r>
+      <w:proofErr w:type="spellEnd"/>
+      <w:r>
+        <w:rPr>
+          <w:rFonts w:ascii="Arial" w:hAnsi="Arial" w:cs="Arial"/>
+        </w:rPr>
+        <w:t>, la barra de herramientas del editor despliega la sección Pro totalmente desbloqueada y lista para maquetar interfaces dinámicas.</w:t>
+      </w:r>
+    </w:p>
+    <w:p>
+      <w:pPr>
+        <w:jc w:val="both"/>
+        <w:rPr>
+          <w:rFonts w:ascii="Arial" w:hAnsi="Arial" w:cs="Arial"/>
+          <w:b/>
+          <w:bCs/>
+          <w:sz w:val="24"/>
+          <w:szCs w:val="24"/>
+        </w:rPr>
+      </w:pPr>
+      <w:r>
+        <w:rPr>
+          <w:rFonts w:ascii="Arial" w:hAnsi="Arial" w:cs="Arial"/>
+          <w:b/>
+          <w:bCs/>
+          <w:sz w:val="24"/>
+          <w:szCs w:val="24"/>
+        </w:rPr>
+        <w:t>A continuación, subimos las imágenes de respaldo del paso a paso de la instalación:</w:t>
+      </w:r>
+    </w:p>
+    <w:p>
+      <w:pPr>
+        <w:jc w:val="both"/>
+        <w:rPr>
+          <w:rFonts w:ascii="Arial" w:hAnsi="Arial" w:cs="Arial"/>
+        </w:rPr>
+      </w:pPr>
+      <w:r>
+        <w:rPr>
+          <w:noProof/>
+        </w:rPr>
+        <w:drawing>
+          <wp:inline distT="0" distB="0" distL="0" distR="0" wp14:anchorId="2CEA6D05" wp14:editId="38652625">
+            <wp:extent cx="4165159" cy="2343150"/>
+            <wp:effectExtent l="0" t="0" r="6985" b="0"/>
+            <wp:docPr id="1690088780" name="Imagen 31"/>
+            <wp:cNvGraphicFramePr>
+              <a:graphicFrameLocks xmlns:a="http://schemas.openxmlformats.org/drawingml/2006/main" noChangeAspect="1"/>
+            </wp:cNvGraphicFramePr>
+            <a:graphic xmlns:a="http://schemas.openxmlformats.org/drawingml/2006/main">
+              <a:graphicData uri="http://schemas.openxmlformats.org/drawingml/2006/picture">
+                <pic:pic xmlns:pic="http://schemas.openxmlformats.org/drawingml/2006/picture">
+                  <pic:nvPicPr>
+                    <pic:cNvPr id="0" name="Picture 48"/>
+                    <pic:cNvPicPr>
+                      <a:picLocks noChangeAspect="1" noChangeArrowheads="1"/>
+                    </pic:cNvPicPr>
+                  </pic:nvPicPr>
+                  <pic:blipFill>
+                    <a:blip r:embed="rId4" cstate="print">
+                      <a:extLst>
+                        <a:ext uri="{28A0092B-C50C-407E-A947-70E740481C1C}">
+                          <a14:useLocalDpi xmlns:a14="http://schemas.microsoft.com/office/drawing/2010/main" val="0"/>
+                        </a:ext>
+                      </a:extLst>
+                    </a:blip>
+                    <a:srcRect/>
+                    <a:stretch>
+                      <a:fillRect/>
+                    </a:stretch>
+                  </pic:blipFill>
+                  <pic:spPr bwMode="auto">
+                    <a:xfrm>
+                      <a:off x="0" y="0"/>
+                      <a:ext cx="4212023" cy="2369514"/>
+                    </a:xfrm>
+                    <a:prstGeom prst="rect">
+                      <a:avLst/>
+                    </a:prstGeom>
+                    <a:noFill/>
+                    <a:ln>
+                      <a:noFill/>
+                    </a:ln>
+                  </pic:spPr>
+                </pic:pic>
+              </a:graphicData>
+            </a:graphic>
+          </wp:inline>
+        </w:drawing>
+      </w:r>
+    </w:p>
+    <w:p>
+      <w:pPr>
+        <w:jc w:val="both"/>
+        <w:rPr>
+          <w:rFonts w:ascii="Arial" w:hAnsi="Arial" w:cs="Arial"/>
+        </w:rPr>
+      </w:pPr>
+      <w:r>
+        <w:rPr>
+          <w:rFonts w:ascii="Arial" w:hAnsi="Arial" w:cs="Arial"/>
+          <w:noProof/>
+        </w:rPr>
+        <w:lastRenderedPageBreak/>
+        <w:drawing>
+          <wp:inline distT="0" distB="0" distL="0" distR="0" wp14:anchorId="1B751E4E" wp14:editId="77184709">
+            <wp:extent cx="5389880" cy="3032125"/>
+            <wp:effectExtent l="0" t="0" r="1270" b="0"/>
+            <wp:docPr id="2109824637" name="Imagen 32"/>
+            <wp:cNvGraphicFramePr>
+              <a:graphicFrameLocks xmlns:a="http://schemas.openxmlformats.org/drawingml/2006/main" noChangeAspect="1"/>
+            </wp:cNvGraphicFramePr>
+            <a:graphic xmlns:a="http://schemas.openxmlformats.org/drawingml/2006/main">
+              <a:graphicData uri="http://schemas.openxmlformats.org/drawingml/2006/picture">
+                <pic:pic xmlns:pic="http://schemas.openxmlformats.org/drawingml/2006/picture">
+                  <pic:nvPicPr>
+                    <pic:cNvPr id="0" name="Picture 49"/>
+                    <pic:cNvPicPr>
+                      <a:picLocks noChangeAspect="1" noChangeArrowheads="1"/>
+                    </pic:cNvPicPr>
+                  </pic:nvPicPr>
+                  <pic:blipFill>
+                    <a:blip r:embed="rId5" cstate="print">
+                      <a:extLst>
+                        <a:ext uri="{28A0092B-C50C-407E-A947-70E740481C1C}">
+                          <a14:useLocalDpi xmlns:a14="http://schemas.microsoft.com/office/drawing/2010/main" val="0"/>
+                        </a:ext>
+                      </a:extLst>
+                    </a:blip>
+                    <a:srcRect/>
+                    <a:stretch>
+                      <a:fillRect/>
+                    </a:stretch>
+                  </pic:blipFill>
+                  <pic:spPr bwMode="auto">
+                    <a:xfrm>
+                      <a:off x="0" y="0"/>
+                      <a:ext cx="5389880" cy="3032125"/>
+                    </a:xfrm>
+                    <a:prstGeom prst="rect">
+                      <a:avLst/>
+                    </a:prstGeom>
+                    <a:noFill/>
+                    <a:ln>
+                      <a:noFill/>
+                    </a:ln>
+                  </pic:spPr>
+                </pic:pic>
+              </a:graphicData>
+            </a:graphic>
+          </wp:inline>
+        </w:drawing>
+      </w:r>
+    </w:p>
+    <w:p>
+      <w:pPr>
+        <w:jc w:val="both"/>
+        <w:rPr>
+          <w:rFonts w:ascii="Arial" w:hAnsi="Arial" w:cs="Arial"/>
+        </w:rPr>
+      </w:pPr>
+    </w:p>
+    <w:p>
+      <w:pPr>
+        <w:jc w:val="both"/>
+        <w:rPr>
+          <w:rFonts w:ascii="Arial" w:hAnsi="Arial" w:cs="Arial"/>
+        </w:rPr>
+      </w:pPr>
+      <w:r>
+        <w:rPr>
+          <w:rFonts w:ascii="Arial" w:hAnsi="Arial" w:cs="Arial"/>
+          <w:noProof/>
+        </w:rPr>
+        <w:drawing>
+          <wp:inline distT="0" distB="0" distL="0" distR="0" wp14:anchorId="796A2704" wp14:editId="7867C34E">
+            <wp:extent cx="5389880" cy="3032125"/>
+            <wp:effectExtent l="0" t="0" r="1270" b="0"/>
+            <wp:docPr id="321625416" name="Imagen 33"/>
+            <wp:cNvGraphicFramePr>
+              <a:graphicFrameLocks xmlns:a="http://schemas.openxmlformats.org/drawingml/2006/main" noChangeAspect="1"/>
+            </wp:cNvGraphicFramePr>
+            <a:graphic xmlns:a="http://schemas.openxmlformats.org/drawingml/2006/main">
+              <a:graphicData uri="http://schemas.openxmlformats.org/drawingml/2006/picture">
+                <pic:pic xmlns:pic="http://schemas.openxmlformats.org/drawingml/2006/picture">
+                  <pic:nvPicPr>
+                    <pic:cNvPr id="0" name="Picture 50"/>
+                    <pic:cNvPicPr>
+                      <a:picLocks noChangeAspect="1" noChangeArrowheads="1"/>
+                    </pic:cNvPicPr>
+                  </pic:nvPicPr>
+                  <pic:blipFill>
+                    <a:blip r:embed="rId6" cstate="print">
+                      <a:extLst>
+                        <a:ext uri="{28A0092B-C50C-407E-A947-70E740481C1C}">
+                          <a14:useLocalDpi xmlns:a14="http://schemas.microsoft.com/office/drawing/2010/main" val="0"/>
+                        </a:ext>
+                      </a:extLst>
+                    </a:blip>
+                    <a:srcRect/>
+                    <a:stretch>
+                      <a:fillRect/>
+                    </a:stretch>
+                  </pic:blipFill>
+                  <pic:spPr bwMode="auto">
+                    <a:xfrm>
+                      <a:off x="0" y="0"/>
+                      <a:ext cx="5389880" cy="3032125"/>
+                    </a:xfrm>
+                    <a:prstGeom prst="rect">
+                      <a:avLst/>
+                    </a:prstGeom>
+                    <a:noFill/>
+                    <a:ln>
+                      <a:noFill/>
+                    </a:ln>
+                  </pic:spPr>
+                </pic:pic>
+              </a:graphicData>
+            </a:graphic>
+          </wp:inline>
+        </w:drawing>
+      </w:r>
+    </w:p>
+    <w:p>
+      <w:pPr>
+        <w:jc w:val="both"/>
+        <w:rPr>
+          <w:rFonts w:ascii="Arial" w:hAnsi="Arial" w:cs="Arial"/>
+        </w:rPr>
+      </w:pPr>
+      <w:r>
+        <w:rPr>
+          <w:rFonts w:ascii="Arial" w:hAnsi="Arial" w:cs="Arial"/>
+          <w:noProof/>
+        </w:rPr>
+        <w:lastRenderedPageBreak/>
+        <w:drawing>
+          <wp:inline distT="0" distB="0" distL="0" distR="0" wp14:anchorId="3FBC751B" wp14:editId="3BE56AB2">
+            <wp:extent cx="5389880" cy="3032125"/>
+            <wp:effectExtent l="0" t="0" r="1270" b="0"/>
+            <wp:docPr id="2006682586" name="Imagen 34"/>
+            <wp:cNvGraphicFramePr>
+              <a:graphicFrameLocks xmlns:a="http://schemas.openxmlformats.org/drawingml/2006/main" noChangeAspect="1"/>
+            </wp:cNvGraphicFramePr>
+            <a:graphic xmlns:a="http://schemas.openxmlformats.org/drawingml/2006/main">
+              <a:graphicData uri="http://schemas.openxmlformats.org/drawingml/2006/picture">
+                <pic:pic xmlns:pic="http://schemas.openxmlformats.org/drawingml/2006/picture">
+                  <pic:nvPicPr>
+                    <pic:cNvPr id="0" name="Picture 51"/>
+                    <pic:cNvPicPr>
+                      <a:picLocks noChangeAspect="1" noChangeArrowheads="1"/>
+                    </pic:cNvPicPr>
+                  </pic:nvPicPr>
+                  <pic:blipFill>
+                    <a:blip r:embed="rId7" cstate="print">
+                      <a:extLst>
+                        <a:ext uri="{28A0092B-C50C-407E-A947-70E740481C1C}">
+                          <a14:useLocalDpi xmlns:a14="http://schemas.microsoft.com/office/drawing/2010/main" val="0"/>
+                        </a:ext>
+                      </a:extLst>
+                    </a:blip>
+                    <a:srcRect/>
+                    <a:stretch>
+                      <a:fillRect/>
+                    </a:stretch>
+                  </pic:blipFill>
+                  <pic:spPr bwMode="auto">
+                    <a:xfrm>
+                      <a:off x="0" y="0"/>
+                      <a:ext cx="5389880" cy="3032125"/>
+                    </a:xfrm>
+                    <a:prstGeom prst="rect">
+                      <a:avLst/>
+                    </a:prstGeom>
+                    <a:noFill/>
+                    <a:ln>
+                      <a:noFill/>
+                    </a:ln>
+                  </pic:spPr>
+                </pic:pic>
+              </a:graphicData>
+            </a:graphic>
+          </wp:inline>
+        </w:drawing>
+      </w:r>
+    </w:p>
+    <w:p>
+      <w:pPr>
+        <w:jc w:val="both"/>
+        <w:rPr>
+          <w:rFonts w:ascii="Arial" w:hAnsi="Arial" w:cs="Arial"/>
+        </w:rPr>
+      </w:pPr>
+      <w:r>
+        <w:rPr>
+          <w:rFonts w:ascii="Arial" w:hAnsi="Arial" w:cs="Arial"/>
+          <w:noProof/>
+        </w:rPr>
+        <w:drawing>
+          <wp:inline distT="0" distB="0" distL="0" distR="0" wp14:anchorId="6B3AF8FE" wp14:editId="506F094E">
+            <wp:extent cx="5389880" cy="3032125"/>
+            <wp:effectExtent l="0" t="0" r="1270" b="0"/>
+            <wp:docPr id="1120900812" name="Imagen 35"/>
+            <wp:cNvGraphicFramePr>
+              <a:graphicFrameLocks xmlns:a="http://schemas.openxmlformats.org/drawingml/2006/main" noChangeAspect="1"/>
+            </wp:cNvGraphicFramePr>
+            <a:graphic xmlns:a="http://schemas.openxmlformats.org/drawingml/2006/main">
+              <a:graphicData uri="http://schemas.openxmlformats.org/drawingml/2006/picture">
+                <pic:pic xmlns:pic="http://schemas.openxmlformats.org/drawingml/2006/picture">
+                  <pic:nvPicPr>
+                    <pic:cNvPr id="0" name="Picture 52"/>
+                    <pic:cNvPicPr>
+                      <a:picLocks noChangeAspect="1" noChangeArrowheads="1"/>
+                    </pic:cNvPicPr>
+                  </pic:nvPicPr>
+                  <pic:blipFill>
+                    <a:blip r:embed="rId8" cstate="print">
+                      <a:extLst>
+                        <a:ext uri="{28A0092B-C50C-407E-A947-70E740481C1C}">
+                          <a14:useLocalDpi xmlns:a14="http://schemas.microsoft.com/office/drawing/2010/main" val="0"/>
+                        </a:ext>
+                      </a:extLst>
+                    </a:blip>
+                    <a:srcRect/>
+                    <a:stretch>
+                      <a:fillRect/>
+                    </a:stretch>
+                  </pic:blipFill>
+                  <pic:spPr bwMode="auto">
+                    <a:xfrm>
+                      <a:off x="0" y="0"/>
+                      <a:ext cx="5389880" cy="3032125"/>
+                    </a:xfrm>
+                    <a:prstGeom prst="rect">
+                      <a:avLst/>
+                    </a:prstGeom>
+                    <a:noFill/>
+                    <a:ln>
+                      <a:noFill/>
+                    </a:ln>
+                  </pic:spPr>
+                </pic:pic>
+              </a:graphicData>
+            </a:graphic>
+          </wp:inline>
+        </w:drawing>
+      </w:r>
+    </w:p>
+    <w:p>
+      <w:pPr>
+        <w:jc w:val="both"/>
+        <w:rPr>
+          <w:rFonts w:ascii="Arial" w:hAnsi="Arial" w:cs="Arial"/>
+        </w:rPr>
+      </w:pPr>
+    </w:p>
+    <w:p>
+      <w:pPr>
+        <w:jc w:val="both"/>
+        <w:rPr>
+          <w:rFonts w:ascii="Arial" w:hAnsi="Arial" w:cs="Arial"/>
+        </w:rPr>
+      </w:pPr>
+      <w:r>
+        <w:rPr>
+          <w:rFonts w:ascii="Arial" w:hAnsi="Arial" w:cs="Arial"/>
+          <w:noProof/>
+        </w:rPr>
+        <w:lastRenderedPageBreak/>
+        <w:drawing>
+          <wp:inline distT="0" distB="0" distL="0" distR="0" wp14:anchorId="4EC4D7DE" wp14:editId="709A3404">
+            <wp:extent cx="5389880" cy="3032125"/>
+            <wp:effectExtent l="0" t="0" r="1270" b="0"/>
+            <wp:docPr id="413938586" name="Imagen 36"/>
+            <wp:cNvGraphicFramePr>
+              <a:graphicFrameLocks xmlns:a="http://schemas.openxmlformats.org/drawingml/2006/main" noChangeAspect="1"/>
+            </wp:cNvGraphicFramePr>
+            <a:graphic xmlns:a="http://schemas.openxmlformats.org/drawingml/2006/main">
+              <a:graphicData uri="http://schemas.openxmlformats.org/drawingml/2006/picture">
+                <pic:pic xmlns:pic="http://schemas.openxmlformats.org/drawingml/2006/picture">
+                  <pic:nvPicPr>
+                    <pic:cNvPr id="0" name="Picture 53"/>
+                    <pic:cNvPicPr>
+                      <a:picLocks noChangeAspect="1" noChangeArrowheads="1"/>
+                    </pic:cNvPicPr>
+                  </pic:nvPicPr>
+                  <pic:blipFill>
+                    <a:blip r:embed="rId9" cstate="print">
+                      <a:extLst>
+                        <a:ext uri="{28A0092B-C50C-407E-A947-70E740481C1C}">
+                          <a14:useLocalDpi xmlns:a14="http://schemas.microsoft.com/office/drawing/2010/main" val="0"/>
+                        </a:ext>
+                      </a:extLst>
+                    </a:blip>
+                    <a:srcRect/>
+                    <a:stretch>
+                      <a:fillRect/>
+                    </a:stretch>
+                  </pic:blipFill>
+                  <pic:spPr bwMode="auto">
+                    <a:xfrm>
+                      <a:off x="0" y="0"/>
+                      <a:ext cx="5389880" cy="3032125"/>
+                    </a:xfrm>
+                    <a:prstGeom prst="rect">
+                      <a:avLst/>
+                    </a:prstGeom>
+                    <a:noFill/>
+                    <a:ln>
+                      <a:noFill/>
+                    </a:ln>
+                  </pic:spPr>
+                </pic:pic>
+              </a:graphicData>
+            </a:graphic>
+          </wp:inline>
+        </w:drawing>
+      </w:r>
+    </w:p>
+    <w:p>
+      <w:pPr>
+        <w:jc w:val="both"/>
+        <w:rPr>
+          <w:rFonts w:ascii="Arial" w:hAnsi="Arial" w:cs="Arial"/>
+        </w:rPr>
+      </w:pPr>
+    </w:p>
+    <w:p>
+      <w:pPr>
+        <w:jc w:val="both"/>
+        <w:rPr>
+          <w:rFonts w:ascii="Arial" w:hAnsi="Arial" w:cs="Arial"/>
+        </w:rPr>
+      </w:pPr>
+      <w:r>
+        <w:rPr>
+          <w:rFonts w:ascii="Arial" w:hAnsi="Arial" w:cs="Arial"/>
+          <w:noProof/>
+        </w:rPr>
+        <w:drawing>
+          <wp:inline distT="0" distB="0" distL="0" distR="0" wp14:anchorId="66CA6B85" wp14:editId="7E8BC712">
+            <wp:extent cx="5389880" cy="3032125"/>
+            <wp:effectExtent l="0" t="0" r="1270" b="0"/>
+            <wp:docPr id="1303961483" name="Imagen 37"/>
+            <wp:cNvGraphicFramePr>
+              <a:graphicFrameLocks xmlns:a="http://schemas.openxmlformats.org/drawingml/2006/main" noChangeAspect="1"/>
+            </wp:cNvGraphicFramePr>
+            <a:graphic xmlns:a="http://schemas.openxmlformats.org/drawingml/2006/main">
+              <a:graphicData uri="http://schemas.openxmlformats.org/drawingml/2006/picture">
+                <pic:pic xmlns:pic="http://schemas.openxmlformats.org/drawingml/2006/picture">
+                  <pic:nvPicPr>
+                    <pic:cNvPr id="0" name="Picture 54"/>
+                    <pic:cNvPicPr>
+                      <a:picLocks noChangeAspect="1" noChangeArrowheads="1"/>
+                    </pic:cNvPicPr>
+                  </pic:nvPicPr>
+                  <pic:blipFill>
+                    <a:blip r:embed="rId10" cstate="print">
+                      <a:extLst>
+                        <a:ext uri="{28A0092B-C50C-407E-A947-70E740481C1C}">
+                          <a14:useLocalDpi xmlns:a14="http://schemas.microsoft.com/office/drawing/2010/main" val="0"/>
+                        </a:ext>
+                      </a:extLst>
+                    </a:blip>
+                    <a:srcRect/>
+                    <a:stretch>
+                      <a:fillRect/>
+                    </a:stretch>
+                  </pic:blipFill>
+                  <pic:spPr bwMode="auto">
+                    <a:xfrm>
+                      <a:off x="0" y="0"/>
+                      <a:ext cx="5389880" cy="3032125"/>
+                    </a:xfrm>
+                    <a:prstGeom prst="rect">
+                      <a:avLst/>
+                    </a:prstGeom>
+                    <a:noFill/>
+                    <a:ln>
+                      <a:noFill/>
+                    </a:ln>
+                  </pic:spPr>
+                </pic:pic>
+              </a:graphicData>
+            </a:graphic>
+          </wp:inline>
+        </w:drawing>
+      </w:r>
+    </w:p>
+    <w:p>
+      <w:pPr>
+        <w:jc w:val="both"/>
+        <w:rPr>
+          <w:rFonts w:ascii="Arial" w:hAnsi="Arial" w:cs="Arial"/>
+        </w:rPr>
+      </w:pPr>
+      <w:r>
+        <w:rPr>
+          <w:rFonts w:ascii="Arial" w:hAnsi="Arial" w:cs="Arial"/>
+          <w:noProof/>
+        </w:rPr>
+        <w:lastRenderedPageBreak/>
+        <w:drawing>
+          <wp:inline distT="0" distB="0" distL="0" distR="0" wp14:anchorId="5361041C" wp14:editId="4BE788B4">
+            <wp:extent cx="5389880" cy="3032125"/>
+            <wp:effectExtent l="0" t="0" r="1270" b="0"/>
+            <wp:docPr id="1258350753" name="Imagen 38"/>
+            <wp:cNvGraphicFramePr>
+              <a:graphicFrameLocks xmlns:a="http://schemas.openxmlformats.org/drawingml/2006/main" noChangeAspect="1"/>
+            </wp:cNvGraphicFramePr>
+            <a:graphic xmlns:a="http://schemas.openxmlformats.org/drawingml/2006/main">
+              <a:graphicData uri="http://schemas.openxmlformats.org/drawingml/2006/picture">
+                <pic:pic xmlns:pic="http://schemas.openxmlformats.org/drawingml/2006/picture">
+                  <pic:nvPicPr>
+                    <pic:cNvPr id="0" name="Picture 55"/>
+                    <pic:cNvPicPr>
+                      <a:picLocks noChangeAspect="1" noChangeArrowheads="1"/>
+                    </pic:cNvPicPr>
+                  </pic:nvPicPr>
+                  <pic:blipFill>
+                    <a:blip r:embed="rId11" cstate="print">
+                      <a:extLst>
+                        <a:ext uri="{28A0092B-C50C-407E-A947-70E740481C1C}">
+                          <a14:useLocalDpi xmlns:a14="http://schemas.microsoft.com/office/drawing/2010/main" val="0"/>
+                        </a:ext>
+                      </a:extLst>
+                    </a:blip>
+                    <a:srcRect/>
+                    <a:stretch>
+                      <a:fillRect/>
+                    </a:stretch>
+                  </pic:blipFill>
+                  <pic:spPr bwMode="auto">
+                    <a:xfrm>
+                      <a:off x="0" y="0"/>
+                      <a:ext cx="5389880" cy="3032125"/>
+                    </a:xfrm>
+                    <a:prstGeom prst="rect">
+                      <a:avLst/>
+                    </a:prstGeom>
+                    <a:noFill/>
+                    <a:ln>
+                      <a:noFill/>
+                    </a:ln>
+                  </pic:spPr>
+                </pic:pic>
+              </a:graphicData>
+            </a:graphic>
+          </wp:inline>
+        </w:drawing>
+      </w:r>
+    </w:p>
+    <w:p>
+      <w:pPr>
+        <w:jc w:val="both"/>
+        <w:rPr>
+          <w:rFonts w:ascii="Arial" w:hAnsi="Arial" w:cs="Arial"/>
+        </w:rPr>
+      </w:pPr>
+    </w:p>
+    <w:p>
+      <w:pPr>
+        <w:jc w:val="both"/>
+        <w:rPr>
+          <w:rFonts w:ascii="Arial" w:hAnsi="Arial" w:cs="Arial"/>
+        </w:rPr>
+      </w:pPr>
+    </w:p>
+    <w:p>
+      <w:pPr>
+        <w:jc w:val="both"/>
+        <w:rPr>
+          <w:rFonts w:ascii="Arial" w:hAnsi="Arial" w:cs="Arial"/>
+        </w:rPr>
+      </w:pPr>
+      <w:r>
+        <w:rPr>
+          <w:rFonts w:ascii="Arial" w:hAnsi="Arial" w:cs="Arial"/>
+          <w:noProof/>
+        </w:rPr>
+        <w:drawing>
+          <wp:inline distT="0" distB="0" distL="0" distR="0" wp14:anchorId="0C7435C3" wp14:editId="613F418B">
+            <wp:extent cx="5389880" cy="3032125"/>
+            <wp:effectExtent l="0" t="0" r="1270" b="0"/>
+            <wp:docPr id="102078833" name="Imagen 39"/>
+            <wp:cNvGraphicFramePr>
+              <a:graphicFrameLocks xmlns:a="http://schemas.openxmlformats.org/drawingml/2006/main" noChangeAspect="1"/>
+            </wp:cNvGraphicFramePr>
+            <a:graphic xmlns:a="http://schemas.openxmlformats.org/drawingml/2006/main">
+              <a:graphicData uri="http://schemas.openxmlformats.org/drawingml/2006/picture">
+                <pic:pic xmlns:pic="http://schemas.openxmlformats.org/drawingml/2006/picture">
+                  <pic:nvPicPr>
+                    <pic:cNvPr id="0" name="Picture 56"/>
+                    <pic:cNvPicPr>
+                      <a:picLocks noChangeAspect="1" noChangeArrowheads="1"/>
+                    </pic:cNvPicPr>
+                  </pic:nvPicPr>
+                  <pic:blipFill>
+                    <a:blip r:embed="rId12" cstate="print">
+                      <a:extLst>
+                        <a:ext uri="{28A0092B-C50C-407E-A947-70E740481C1C}">
+                          <a14:useLocalDpi xmlns:a14="http://schemas.microsoft.com/office/drawing/2010/main" val="0"/>
+                        </a:ext>
+                      </a:extLst>
+                    </a:blip>
+                    <a:srcRect/>
+                    <a:stretch>
+                      <a:fillRect/>
+                    </a:stretch>
+                  </pic:blipFill>
+                  <pic:spPr bwMode="auto">
+                    <a:xfrm>
+                      <a:off x="0" y="0"/>
+                      <a:ext cx="5389880" cy="3032125"/>
+                    </a:xfrm>
+                    <a:prstGeom prst="rect">
+                      <a:avLst/>
+                    </a:prstGeom>
+                    <a:noFill/>
+                    <a:ln>
+                      <a:noFill/>
+                    </a:ln>
+                  </pic:spPr>
+                </pic:pic>
+              </a:graphicData>
+            </a:graphic>
+          </wp:inline>
+        </w:drawing>
+      </w:r>
+    </w:p>
+    <w:p>
+      <w:pPr>
+        <w:jc w:val="both"/>
+        <w:rPr>
+          <w:rFonts w:ascii="Arial" w:hAnsi="Arial" w:cs="Arial"/>
+        </w:rPr>
+      </w:pPr>
+      <w:r>
+        <w:rPr>
+          <w:rFonts w:ascii="Arial" w:hAnsi="Arial" w:cs="Arial"/>
+          <w:noProof/>
+        </w:rPr>
+        <w:lastRenderedPageBreak/>
+        <w:drawing>
+          <wp:inline distT="0" distB="0" distL="0" distR="0" wp14:anchorId="52C26B2E" wp14:editId="07969CF4">
+            <wp:extent cx="5389880" cy="3032125"/>
+            <wp:effectExtent l="0" t="0" r="1270" b="0"/>
+            <wp:docPr id="829683555" name="Imagen 40"/>
+            <wp:cNvGraphicFramePr>
+              <a:graphicFrameLocks xmlns:a="http://schemas.openxmlformats.org/drawingml/2006/main" noChangeAspect="1"/>
+            </wp:cNvGraphicFramePr>
+            <a:graphic xmlns:a="http://schemas.openxmlformats.org/drawingml/2006/main">
+              <a:graphicData uri="http://schemas.openxmlformats.org/drawingml/2006/picture">
+                <pic:pic xmlns:pic="http://schemas.openxmlformats.org/drawingml/2006/picture">
+                  <pic:nvPicPr>
+                    <pic:cNvPr id="0" name="Picture 57"/>
+                    <pic:cNvPicPr>
+                      <a:picLocks noChangeAspect="1" noChangeArrowheads="1"/>
+                    </pic:cNvPicPr>
+                  </pic:nvPicPr>
+                  <pic:blipFill>
+                    <a:blip r:embed="rId13" cstate="print">
+                      <a:extLst>
+                        <a:ext uri="{28A0092B-C50C-407E-A947-70E740481C1C}">
+                          <a14:useLocalDpi xmlns:a14="http://schemas.microsoft.com/office/drawing/2010/main" val="0"/>
+                        </a:ext>
+                      </a:extLst>
+                    </a:blip>
+                    <a:srcRect/>
+                    <a:stretch>
+                      <a:fillRect/>
+                    </a:stretch>
+                  </pic:blipFill>
+                  <pic:spPr bwMode="auto">
+                    <a:xfrm>
+                      <a:off x="0" y="0"/>
+                      <a:ext cx="5389880" cy="3032125"/>
+                    </a:xfrm>
+                    <a:prstGeom prst="rect">
+                      <a:avLst/>
+                    </a:prstGeom>
+                    <a:noFill/>
+                    <a:ln>
+                      <a:noFill/>
+                    </a:ln>
+                  </pic:spPr>
+                </pic:pic>
+              </a:graphicData>
+            </a:graphic>
+          </wp:inline>
+        </w:drawing>
+      </w:r>
+    </w:p>
+    <w:p>
+      <w:pPr>
+        <w:jc w:val="both"/>
+        <w:rPr>
+          <w:rFonts w:ascii="Arial" w:hAnsi="Arial" w:cs="Arial"/>
+        </w:rPr>
+      </w:pPr>
+      <w:r>
+        <w:rPr>
+          <w:rFonts w:ascii="Arial" w:hAnsi="Arial" w:cs="Arial"/>
+          <w:noProof/>
+        </w:rPr>
+        <w:drawing>
+          <wp:inline distT="0" distB="0" distL="0" distR="0" wp14:anchorId="380FFCEE" wp14:editId="58670A74">
+            <wp:extent cx="5389880" cy="3032125"/>
+            <wp:effectExtent l="0" t="0" r="1270" b="0"/>
+            <wp:docPr id="1715584079" name="Imagen 41"/>
+            <wp:cNvGraphicFramePr>
+              <a:graphicFrameLocks xmlns:a="http://schemas.openxmlformats.org/drawingml/2006/main" noChangeAspect="1"/>
+            </wp:cNvGraphicFramePr>
+            <a:graphic xmlns:a="http://schemas.openxmlformats.org/drawingml/2006/main">
+              <a:graphicData uri="http://schemas.openxmlformats.org/drawingml/2006/picture">
+                <pic:pic xmlns:pic="http://schemas.openxmlformats.org/drawingml/2006/picture">
+                  <pic:nvPicPr>
+                    <pic:cNvPr id="0" name="Picture 58"/>
+                    <pic:cNvPicPr>
+                      <a:picLocks noChangeAspect="1" noChangeArrowheads="1"/>
+                    </pic:cNvPicPr>
+                  </pic:nvPicPr>
+                  <pic:blipFill>
+                    <a:blip r:embed="rId14" cstate="print">
+                      <a:extLst>
+                        <a:ext uri="{28A0092B-C50C-407E-A947-70E740481C1C}">
+                          <a14:useLocalDpi xmlns:a14="http://schemas.microsoft.com/office/drawing/2010/main" val="0"/>
+                        </a:ext>
+                      </a:extLst>
+                    </a:blip>
+                    <a:srcRect/>
+                    <a:stretch>
+                      <a:fillRect/>
+                    </a:stretch>
+                  </pic:blipFill>
+                  <pic:spPr bwMode="auto">
+                    <a:xfrm>
+                      <a:off x="0" y="0"/>
+                      <a:ext cx="5389880" cy="3032125"/>
+                    </a:xfrm>
+                    <a:prstGeom prst="rect">
+                      <a:avLst/>
+                    </a:prstGeom>
+                    <a:noFill/>
+                    <a:ln>
+                      <a:noFill/>
+                    </a:ln>
+                  </pic:spPr>
+                </pic:pic>
+              </a:graphicData>
+            </a:graphic>
+          </wp:inline>
+        </w:drawing>
+      </w:r>
+    </w:p>
+    <w:p>
+      <w:pPr>
+        <w:jc w:val="both"/>
+        <w:rPr>
+          <w:rFonts w:ascii="Arial" w:hAnsi="Arial" w:cs="Arial"/>
+        </w:rPr>
+      </w:pPr>
+    </w:p>
+    <w:p>
+      <w:pPr>
+        <w:jc w:val="both"/>
+        <w:rPr>
+          <w:rFonts w:ascii="Arial" w:hAnsi="Arial" w:cs="Arial"/>
+        </w:rPr>
+      </w:pPr>
+    </w:p>
+    <w:p>
+      <w:pPr>
+        <w:jc w:val="both"/>
+        <w:rPr>
+          <w:rFonts w:ascii="Arial" w:hAnsi="Arial" w:cs="Arial"/>
+        </w:rPr>
+      </w:pPr>
+      <w:r>
+        <w:rPr>
+          <w:rFonts w:ascii="Arial" w:hAnsi="Arial" w:cs="Arial"/>
+          <w:noProof/>
+        </w:rPr>
+        <w:lastRenderedPageBreak/>
+        <w:drawing>
+          <wp:inline distT="0" distB="0" distL="0" distR="0" wp14:anchorId="0408F5BC" wp14:editId="66C7EEDB">
+            <wp:extent cx="5389880" cy="3032125"/>
+            <wp:effectExtent l="0" t="0" r="1270" b="0"/>
+            <wp:docPr id="1591327907" name="Imagen 42"/>
+            <wp:cNvGraphicFramePr>
+              <a:graphicFrameLocks xmlns:a="http://schemas.openxmlformats.org/drawingml/2006/main" noChangeAspect="1"/>
+            </wp:cNvGraphicFramePr>
+            <a:graphic xmlns:a="http://schemas.openxmlformats.org/drawingml/2006/main">
+              <a:graphicData uri="http://schemas.openxmlformats.org/drawingml/2006/picture">
+                <pic:pic xmlns:pic="http://schemas.openxmlformats.org/drawingml/2006/picture">
+                  <pic:nvPicPr>
+                    <pic:cNvPr id="0" name="Picture 59"/>
+                    <pic:cNvPicPr>
+                      <a:picLocks noChangeAspect="1" noChangeArrowheads="1"/>
+                    </pic:cNvPicPr>
+                  </pic:nvPicPr>
+                  <pic:blipFill>
+                    <a:blip r:embed="rId15" cstate="print">
+                      <a:extLst>
+                        <a:ext uri="{28A0092B-C50C-407E-A947-70E740481C1C}">
+                          <a14:useLocalDpi xmlns:a14="http://schemas.microsoft.com/office/drawing/2010/main" val="0"/>
+                        </a:ext>
+                      </a:extLst>
+                    </a:blip>
+                    <a:srcRect/>
+                    <a:stretch>
+                      <a:fillRect/>
+                    </a:stretch>
+                  </pic:blipFill>
+                  <pic:spPr bwMode="auto">
+                    <a:xfrm>
+                      <a:off x="0" y="0"/>
+                      <a:ext cx="5389880" cy="3032125"/>
+                    </a:xfrm>
+                    <a:prstGeom prst="rect">
+                      <a:avLst/>
+                    </a:prstGeom>
+                    <a:noFill/>
+                    <a:ln>
+                      <a:noFill/>
+                    </a:ln>
+                  </pic:spPr>
+                </pic:pic>
+              </a:graphicData>
+            </a:graphic>
+          </wp:inline>
+        </w:drawing>
+      </w:r>
+    </w:p>
+    <w:p>
+      <w:pPr>
+        <w:jc w:val="both"/>
+        <w:rPr>
+          <w:rFonts w:ascii="Arial" w:hAnsi="Arial" w:cs="Arial"/>
+        </w:rPr>
+      </w:pPr>
+      <w:r>
+        <w:rPr>
+          <w:rFonts w:ascii="Arial" w:hAnsi="Arial" w:cs="Arial"/>
+          <w:noProof/>
+        </w:rPr>
+        <w:drawing>
+          <wp:inline distT="0" distB="0" distL="0" distR="0" wp14:anchorId="1F23454A" wp14:editId="2725F9C8">
+            <wp:extent cx="5389880" cy="3032125"/>
+            <wp:effectExtent l="0" t="0" r="1270" b="0"/>
+            <wp:docPr id="1749768053" name="Imagen 43"/>
+            <wp:cNvGraphicFramePr>
+              <a:graphicFrameLocks xmlns:a="http://schemas.openxmlformats.org/drawingml/2006/main" noChangeAspect="1"/>
+            </wp:cNvGraphicFramePr>
+            <a:graphic xmlns:a="http://schemas.openxmlformats.org/drawingml/2006/main">
+              <a:graphicData uri="http://schemas.openxmlformats.org/drawingml/2006/picture">
+                <pic:pic xmlns:pic="http://schemas.openxmlformats.org/drawingml/2006/picture">
+                  <pic:nvPicPr>
+                    <pic:cNvPr id="0" name="Picture 60"/>
+                    <pic:cNvPicPr>
+                      <a:picLocks noChangeAspect="1" noChangeArrowheads="1"/>
+                    </pic:cNvPicPr>
+                  </pic:nvPicPr>
+                  <pic:blipFill>
+                    <a:blip r:embed="rId16" cstate="print">
+                      <a:extLst>
+                        <a:ext uri="{28A0092B-C50C-407E-A947-70E740481C1C}">
+                          <a14:useLocalDpi xmlns:a14="http://schemas.microsoft.com/office/drawing/2010/main" val="0"/>
+                        </a:ext>
+                      </a:extLst>
+                    </a:blip>
+                    <a:srcRect/>
+                    <a:stretch>
+                      <a:fillRect/>
+                    </a:stretch>
+                  </pic:blipFill>
+                  <pic:spPr bwMode="auto">
+                    <a:xfrm>
+                      <a:off x="0" y="0"/>
+                      <a:ext cx="5389880" cy="3032125"/>
+                    </a:xfrm>
+                    <a:prstGeom prst="rect">
+                      <a:avLst/>
+                    </a:prstGeom>
+                    <a:noFill/>
+                    <a:ln>
+                      <a:noFill/>
+                    </a:ln>
+                  </pic:spPr>
+                </pic:pic>
+              </a:graphicData>
+            </a:graphic>
+          </wp:inline>
+        </w:drawing>
+      </w:r>
+    </w:p>
+    <w:p>
+      <w:pPr>
+        <w:jc w:val="both"/>
+        <w:rPr>
+          <w:rFonts w:ascii="Arial" w:hAnsi="Arial" w:cs="Arial"/>
+        </w:rPr>
+      </w:pPr>
+      <w:r>
+        <w:rPr>
+          <w:rFonts w:ascii="Arial" w:hAnsi="Arial" w:cs="Arial"/>
+          <w:noProof/>
+        </w:rPr>
+        <w:lastRenderedPageBreak/>
+        <w:drawing>
+          <wp:inline distT="0" distB="0" distL="0" distR="0" wp14:anchorId="76EC3596" wp14:editId="5ED0A3B7">
+            <wp:extent cx="5389880" cy="3032125"/>
+            <wp:effectExtent l="0" t="0" r="1270" b="0"/>
+            <wp:docPr id="1108621740" name="Imagen 44"/>
+            <wp:cNvGraphicFramePr>
+              <a:graphicFrameLocks xmlns:a="http://schemas.openxmlformats.org/drawingml/2006/main" noChangeAspect="1"/>
+            </wp:cNvGraphicFramePr>
+            <a:graphic xmlns:a="http://schemas.openxmlformats.org/drawingml/2006/main">
+              <a:graphicData uri="http://schemas.openxmlformats.org/drawingml/2006/picture">
+                <pic:pic xmlns:pic="http://schemas.openxmlformats.org/drawingml/2006/picture">
+                  <pic:nvPicPr>
+                    <pic:cNvPr id="0" name="Picture 61"/>
+                    <pic:cNvPicPr>
+                      <a:picLocks noChangeAspect="1" noChangeArrowheads="1"/>
+                    </pic:cNvPicPr>
+                  </pic:nvPicPr>
+                  <pic:blipFill>
+                    <a:blip r:embed="rId17" cstate="print">
+                      <a:extLst>
+                        <a:ext uri="{28A0092B-C50C-407E-A947-70E740481C1C}">
+                          <a14:useLocalDpi xmlns:a14="http://schemas.microsoft.com/office/drawing/2010/main" val="0"/>
+                        </a:ext>
+                      </a:extLst>
+                    </a:blip>
+                    <a:srcRect/>
+                    <a:stretch>
+                      <a:fillRect/>
+                    </a:stretch>
+                  </pic:blipFill>
+                  <pic:spPr bwMode="auto">
+                    <a:xfrm>
+                      <a:off x="0" y="0"/>
+                      <a:ext cx="5389880" cy="3032125"/>
+                    </a:xfrm>
+                    <a:prstGeom prst="rect">
+                      <a:avLst/>
+                    </a:prstGeom>
+                    <a:noFill/>
+                    <a:ln>
+                      <a:noFill/>
+                    </a:ln>
+                  </pic:spPr>
+                </pic:pic>
+              </a:graphicData>
+            </a:graphic>
+          </wp:inline>
+        </w:drawing>
+      </w:r>
+    </w:p>
+    <w:p>
+      <w:pPr>
+        <w:jc w:val="both"/>
+        <w:rPr>
+          <w:rFonts w:ascii="Arial" w:hAnsi="Arial" w:cs="Arial"/>
+        </w:rPr>
+      </w:pPr>
+      <w:r>
+        <w:rPr>
+          <w:rFonts w:ascii="Arial" w:hAnsi="Arial" w:cs="Arial"/>
+          <w:noProof/>
+        </w:rPr>
+        <w:drawing>
+          <wp:inline distT="0" distB="0" distL="0" distR="0" wp14:anchorId="052596CD" wp14:editId="0E16D87E">
+            <wp:extent cx="5389880" cy="3032125"/>
+            <wp:effectExtent l="0" t="0" r="1270" b="0"/>
+            <wp:docPr id="8972921" name="Imagen 45"/>
+            <wp:cNvGraphicFramePr>
+              <a:graphicFrameLocks xmlns:a="http://schemas.openxmlformats.org/drawingml/2006/main" noChangeAspect="1"/>
+            </wp:cNvGraphicFramePr>
+            <a:graphic xmlns:a="http://schemas.openxmlformats.org/drawingml/2006/main">
+              <a:graphicData uri="http://schemas.openxmlformats.org/drawingml/2006/picture">
+                <pic:pic xmlns:pic="http://schemas.openxmlformats.org/drawingml/2006/picture">
+                  <pic:nvPicPr>
+                    <pic:cNvPr id="0" name="Picture 62"/>
+                    <pic:cNvPicPr>
+                      <a:picLocks noChangeAspect="1" noChangeArrowheads="1"/>
+                    </pic:cNvPicPr>
+                  </pic:nvPicPr>
+                  <pic:blipFill>
+                    <a:blip r:embed="rId18" cstate="print">
+                      <a:extLst>
+                        <a:ext uri="{28A0092B-C50C-407E-A947-70E740481C1C}">
+                          <a14:useLocalDpi xmlns:a14="http://schemas.microsoft.com/office/drawing/2010/main" val="0"/>
+                        </a:ext>
+                      </a:extLst>
+                    </a:blip>
+                    <a:srcRect/>
+                    <a:stretch>
+                      <a:fillRect/>
+                    </a:stretch>
+                  </pic:blipFill>
+                  <pic:spPr bwMode="auto">
+                    <a:xfrm>
+                      <a:off x="0" y="0"/>
+                      <a:ext cx="5389880" cy="3032125"/>
+                    </a:xfrm>
+                    <a:prstGeom prst="rect">
+                      <a:avLst/>
+                    </a:prstGeom>
+                    <a:noFill/>
+                    <a:ln>
+                      <a:noFill/>
+                    </a:ln>
+                  </pic:spPr>
+                </pic:pic>
+              </a:graphicData>
+            </a:graphic>
+          </wp:inline>
+        </w:drawing>
+      </w:r>
+    </w:p>
+    <w:p>
+      <w:pPr>
+        <w:jc w:val="both"/>
+        <w:rPr>
+          <w:rFonts w:ascii="Arial" w:hAnsi="Arial" w:cs="Arial"/>
+        </w:rPr>
+      </w:pPr>
+    </w:p>
+    <w:p>
+      <w:pPr>
+        <w:jc w:val="both"/>
+        <w:rPr>
+          <w:rFonts w:ascii="Arial" w:hAnsi="Arial" w:cs="Arial"/>
+        </w:rPr>
+      </w:pPr>
+    </w:p>
+    <w:p>
+      <w:pPr>
+        <w:jc w:val="both"/>
+        <w:rPr>
+          <w:rFonts w:ascii="Arial" w:hAnsi="Arial" w:cs="Arial"/>
+        </w:rPr>
+      </w:pPr>
     </w:p>
     <w:sectPr>
-      <w:type w:val="nextPage"/>
       <w:pgSz w:w="11906" w:h="16838"/>
-      <w:pgMar w:left="1701" w:right="1701" w:gutter="0" w:header="0" w:top="1417" w:footer="0" w:bottom="1417"/>
-      <w:pgNumType w:fmt="decimal"/>
-      <w:formProt w:val="false"/>
-      <w:textDirection w:val="lrTb"/>
-      <w:docGrid w:type="default" w:linePitch="360" w:charSpace="4096"/>
+      <w:pgMar w:top="1417" w:right="1701" w:bottom="1417" w:left="1701" w:header="0" w:footer="0" w:gutter="0"/>
+      <w:cols w:space="720"/>
+      <w:formProt w:val="0"/>
+      <w:docGrid w:linePitch="360" w:charSpace="4096"/>
     </w:sectPr>
   </w:body>
 </w:document>
 </file>
 
 <file path=word/styles.xml><?xml version="1.0" encoding="utf-8"?>
-<w:styles xmlns:w="http://schemas.openxmlformats.org/wordprocessingml/2006/main" xmlns:w14="http://schemas.microsoft.com/office/word/2010/wordml" xmlns:mc="http://schemas.openxmlformats.org/markup-compatibility/2006" mc:Ignorable="w14">
+<w:styles xmlns:mc="http://schemas.openxmlformats.org/markup-compatibility/2006" xmlns:r="http://schemas.openxmlformats.org/officeDocument/2006/relationships" xmlns:w="http://schemas.openxmlformats.org/wordprocessingml/2006/main" xmlns:w14="http://schemas.microsoft.com/office/word/2010/wordml" xmlns:w15="http://schemas.microsoft.com/office/word/2012/wordml" xmlns:w16cex="http://schemas.microsoft.com/office/word/2018/wordml/cex" xmlns:w16cid="http://schemas.microsoft.com/office/word/2016/wordml/cid" xmlns:w16="http://schemas.microsoft.com/office/word/2018/wordml" xmlns:w16du="http://schemas.microsoft.com/office/word/2023/wordml/word16du" xmlns:w16sdtdh="http://schemas.microsoft.com/office/word/2020/wordml/sdtdatahash" xmlns:w16sdtfl="http://schemas.microsoft.com/office/word/2024/wordml/sdtformatlock" xmlns:w16se="http://schemas.microsoft.com/office/word/2015/wordml/symex" mc:Ignorable="w14 w15 w16se w16cid w16 w16cex w16sdtdh w16sdtfl w16du">
   <w:docDefaults>
     <w:rPrDefault>
       <w:rPr>
-        <w:rFonts w:ascii="Calibri" w:hAnsi="Calibri" w:eastAsia="Calibri" w:cs="" w:asciiTheme="minorHAnsi" w:cstheme="minorBidi" w:eastAsiaTheme="minorHAnsi" w:hAnsiTheme="minorHAnsi"/>
+        <w:rFonts w:asciiTheme="minorHAnsi" w:eastAsiaTheme="minorHAnsi" w:hAnsiTheme="minorHAnsi" w:cstheme="minorBidi"/>
         <w:kern w:val="2"/>
         <w:sz w:val="22"/>
         <w:szCs w:val="22"/>
@@ -778,21 +2113,21 @@
     </w:rPrDefault>
     <w:pPrDefault>
       <w:pPr>
-        <w:suppressAutoHyphens w:val="true"/>
+        <w:suppressAutoHyphens/>
       </w:pPr>
     </w:pPrDefault>
   </w:docDefaults>
   <w:latentStyles w:defLockedState="0" w:defUIPriority="99" w:defSemiHidden="0" w:defUnhideWhenUsed="0" w:defQFormat="0" w:count="376">
     <w:lsdException w:name="Normal" w:uiPriority="0" w:qFormat="1"/>
     <w:lsdException w:name="heading 1" w:uiPriority="9" w:qFormat="1"/>
-    <w:lsdException w:name="heading 2" w:uiPriority="9" w:semiHidden="1" w:unhideWhenUsed="1" w:qFormat="1"/>
-    <w:lsdException w:name="heading 3" w:uiPriority="9" w:semiHidden="1" w:unhideWhenUsed="1" w:qFormat="1"/>
-    <w:lsdException w:name="heading 4" w:uiPriority="9" w:semiHidden="1" w:unhideWhenUsed="1" w:qFormat="1"/>
-    <w:lsdException w:name="heading 5" w:uiPriority="9" w:semiHidden="1" w:unhideWhenUsed="1" w:qFormat="1"/>
-    <w:lsdException w:name="heading 6" w:uiPriority="9" w:semiHidden="1" w:unhideWhenUsed="1" w:qFormat="1"/>
-    <w:lsdException w:name="heading 7" w:uiPriority="9" w:semiHidden="1" w:unhideWhenUsed="1" w:qFormat="1"/>
-    <w:lsdException w:name="heading 8" w:uiPriority="9" w:semiHidden="1" w:unhideWhenUsed="1" w:qFormat="1"/>
-    <w:lsdException w:name="heading 9" w:uiPriority="9" w:semiHidden="1" w:unhideWhenUsed="1" w:qFormat="1"/>
+    <w:lsdException w:name="heading 2" w:semiHidden="1" w:uiPriority="9" w:unhideWhenUsed="1" w:qFormat="1"/>
+    <w:lsdException w:name="heading 3" w:semiHidden="1" w:uiPriority="9" w:unhideWhenUsed="1" w:qFormat="1"/>
+    <w:lsdException w:name="heading 4" w:semiHidden="1" w:uiPriority="9" w:unhideWhenUsed="1" w:qFormat="1"/>
+    <w:lsdException w:name="heading 5" w:semiHidden="1" w:uiPriority="9" w:unhideWhenUsed="1" w:qFormat="1"/>
+    <w:lsdException w:name="heading 6" w:semiHidden="1" w:uiPriority="9" w:unhideWhenUsed="1" w:qFormat="1"/>
+    <w:lsdException w:name="heading 7" w:semiHidden="1" w:uiPriority="9" w:unhideWhenUsed="1" w:qFormat="1"/>
+    <w:lsdException w:name="heading 8" w:semiHidden="1" w:uiPriority="9" w:unhideWhenUsed="1" w:qFormat="1"/>
+    <w:lsdException w:name="heading 9" w:semiHidden="1" w:uiPriority="9" w:unhideWhenUsed="1" w:qFormat="1"/>
     <w:lsdException w:name="index 1" w:semiHidden="1" w:unhideWhenUsed="1"/>
     <w:lsdException w:name="index 2" w:semiHidden="1" w:unhideWhenUsed="1"/>
     <w:lsdException w:name="index 3" w:semiHidden="1" w:unhideWhenUsed="1"/>
@@ -802,22 +2137,22 @@
     <w:lsdException w:name="index 7" w:semiHidden="1" w:unhideWhenUsed="1"/>
     <w:lsdException w:name="index 8" w:semiHidden="1" w:unhideWhenUsed="1"/>
     <w:lsdException w:name="index 9" w:semiHidden="1" w:unhideWhenUsed="1"/>
-    <w:lsdException w:name="toc 1" w:uiPriority="39" w:semiHidden="1" w:unhideWhenUsed="1"/>
-    <w:lsdException w:name="toc 2" w:uiPriority="39" w:semiHidden="1" w:unhideWhenUsed="1"/>
-    <w:lsdException w:name="toc 3" w:uiPriority="39" w:semiHidden="1" w:unhideWhenUsed="1"/>
-    <w:lsdException w:name="toc 4" w:uiPriority="39" w:semiHidden="1" w:unhideWhenUsed="1"/>
-    <w:lsdException w:name="toc 5" w:uiPriority="39" w:semiHidden="1" w:unhideWhenUsed="1"/>
-    <w:lsdException w:name="toc 6" w:uiPriority="39" w:semiHidden="1" w:unhideWhenUsed="1"/>
-    <w:lsdException w:name="toc 7" w:uiPriority="39" w:semiHidden="1" w:unhideWhenUsed="1"/>
-    <w:lsdException w:name="toc 8" w:uiPriority="39" w:semiHidden="1" w:unhideWhenUsed="1"/>
-    <w:lsdException w:name="toc 9" w:uiPriority="39" w:semiHidden="1" w:unhideWhenUsed="1"/>
+    <w:lsdException w:name="toc 1" w:semiHidden="1" w:uiPriority="39" w:unhideWhenUsed="1"/>
+    <w:lsdException w:name="toc 2" w:semiHidden="1" w:uiPriority="39" w:unhideWhenUsed="1"/>
+    <w:lsdException w:name="toc 3" w:semiHidden="1" w:uiPriority="39" w:unhideWhenUsed="1"/>
+    <w:lsdException w:name="toc 4" w:semiHidden="1" w:uiPriority="39" w:unhideWhenUsed="1"/>
+    <w:lsdException w:name="toc 5" w:semiHidden="1" w:uiPriority="39" w:unhideWhenUsed="1"/>
+    <w:lsdException w:name="toc 6" w:semiHidden="1" w:uiPriority="39" w:unhideWhenUsed="1"/>
+    <w:lsdException w:name="toc 7" w:semiHidden="1" w:uiPriority="39" w:unhideWhenUsed="1"/>
+    <w:lsdException w:name="toc 8" w:semiHidden="1" w:uiPriority="39" w:unhideWhenUsed="1"/>
+    <w:lsdException w:name="toc 9" w:semiHidden="1" w:uiPriority="39" w:unhideWhenUsed="1"/>
     <w:lsdException w:name="Normal Indent" w:semiHidden="1" w:unhideWhenUsed="1"/>
     <w:lsdException w:name="footnote text" w:semiHidden="1" w:unhideWhenUsed="1"/>
     <w:lsdException w:name="annotation text" w:semiHidden="1" w:unhideWhenUsed="1"/>
     <w:lsdException w:name="header" w:semiHidden="1" w:unhideWhenUsed="1"/>
     <w:lsdException w:name="footer" w:semiHidden="1" w:unhideWhenUsed="1"/>
     <w:lsdException w:name="index heading" w:semiHidden="1" w:unhideWhenUsed="1"/>
-    <w:lsdException w:name="caption" w:uiPriority="35" w:semiHidden="1" w:unhideWhenUsed="1" w:qFormat="1"/>
+    <w:lsdException w:name="caption" w:semiHidden="1" w:uiPriority="35" w:unhideWhenUsed="1" w:qFormat="1"/>
     <w:lsdException w:name="table of figures" w:semiHidden="1" w:unhideWhenUsed="1"/>
     <w:lsdException w:name="envelope address" w:semiHidden="1" w:unhideWhenUsed="1"/>
     <w:lsdException w:name="envelope return" w:semiHidden="1" w:unhideWhenUsed="1"/>
@@ -848,7 +2183,7 @@
     <w:lsdException w:name="Title" w:uiPriority="10" w:qFormat="1"/>
     <w:lsdException w:name="Closing" w:semiHidden="1" w:unhideWhenUsed="1"/>
     <w:lsdException w:name="Signature" w:semiHidden="1" w:unhideWhenUsed="1"/>
-    <w:lsdException w:name="Default Paragraph Font" w:uiPriority="1" w:semiHidden="1" w:unhideWhenUsed="1"/>
+    <w:lsdException w:name="Default Paragraph Font" w:semiHidden="1" w:uiPriority="1" w:unhideWhenUsed="1"/>
     <w:lsdException w:name="Body Text" w:semiHidden="1" w:unhideWhenUsed="1"/>
     <w:lsdException w:name="Body Text Indent" w:semiHidden="1" w:unhideWhenUsed="1"/>
     <w:lsdException w:name="List Continue" w:semiHidden="1" w:unhideWhenUsed="1"/>
@@ -1048,8 +2383,8 @@
     <w:lsdException w:name="Subtle Reference" w:uiPriority="31" w:qFormat="1"/>
     <w:lsdException w:name="Intense Reference" w:uiPriority="32" w:qFormat="1"/>
     <w:lsdException w:name="Book Title" w:uiPriority="33" w:qFormat="1"/>
-    <w:lsdException w:name="Bibliography" w:uiPriority="37" w:semiHidden="1" w:unhideWhenUsed="1"/>
-    <w:lsdException w:name="TOC Heading" w:uiPriority="39" w:semiHidden="1" w:unhideWhenUsed="1" w:qFormat="1"/>
+    <w:lsdException w:name="Bibliography" w:semiHidden="1" w:uiPriority="37" w:unhideWhenUsed="1"/>
+    <w:lsdException w:name="TOC Heading" w:semiHidden="1" w:uiPriority="39" w:unhideWhenUsed="1" w:qFormat="1"/>
     <w:lsdException w:name="Plain Table 1" w:uiPriority="41"/>
     <w:lsdException w:name="Plain Table 2" w:uiPriority="42"/>
     <w:lsdException w:name="Plain Table 3" w:uiPriority="43"/>
@@ -1160,48 +2495,36 @@
     <w:lsdException w:name="Unresolved Mention" w:semiHidden="1" w:unhideWhenUsed="1"/>
     <w:lsdException w:name="Smart Link" w:semiHidden="1" w:unhideWhenUsed="1"/>
   </w:latentStyles>
-  <w:style w:type="paragraph" w:styleId="Normal" w:default="1">
+  <w:style w:type="paragraph" w:default="1" w:styleId="Normal">
     <w:name w:val="Normal"/>
     <w:qFormat/>
     <w:pPr>
-      <w:widowControl/>
-      <w:bidi w:val="0"/>
-      <w:spacing w:lineRule="auto" w:line="259" w:before="0" w:after="160"/>
-      <w:jc w:val="left"/>
+      <w:spacing w:after="160" w:line="259" w:lineRule="auto"/>
     </w:pPr>
-    <w:rPr>
-      <w:rFonts w:ascii="Calibri" w:hAnsi="Calibri" w:eastAsia="Calibri" w:cs="" w:asciiTheme="minorHAnsi" w:cstheme="minorBidi" w:eastAsiaTheme="minorHAnsi" w:hAnsiTheme="minorHAnsi"/>
-      <w:color w:val="auto"/>
-      <w:kern w:val="2"/>
-      <w:sz w:val="22"/>
-      <w:szCs w:val="22"/>
-      <w:lang w:val="es-BO" w:eastAsia="en-US" w:bidi="ar-SA"/>
-      <w14:ligatures w14:val="standardContextual"/>
-    </w:rPr>
   </w:style>
   <w:style w:type="paragraph" w:styleId="Ttulo1">
-    <w:name w:val="Heading 1"/>
+    <w:name w:val="heading 1"/>
     <w:basedOn w:val="Normal"/>
     <w:next w:val="Normal"/>
     <w:link w:val="Ttulo1Car"/>
     <w:uiPriority w:val="9"/>
     <w:qFormat/>
-    <w:rsid w:val="00e86927"/>
+    <w:rsid w:val="00E86927"/>
     <w:pPr>
-      <w:keepNext w:val="true"/>
+      <w:keepNext/>
       <w:keepLines/>
       <w:spacing w:before="360" w:after="80"/>
       <w:outlineLvl w:val="0"/>
     </w:pPr>
     <w:rPr>
-      <w:rFonts w:ascii="Calibri Light" w:hAnsi="Calibri Light" w:eastAsia="" w:cs="" w:asciiTheme="majorHAnsi" w:cstheme="majorBidi" w:eastAsiaTheme="majorEastAsia" w:hAnsiTheme="majorHAnsi"/>
-      <w:color w:val="2F5496" w:themeColor="accent1" w:themeShade="bf"/>
+      <w:rFonts w:asciiTheme="majorHAnsi" w:eastAsiaTheme="majorEastAsia" w:hAnsiTheme="majorHAnsi" w:cstheme="majorBidi"/>
+      <w:color w:val="2F5496" w:themeColor="accent1" w:themeShade="BF"/>
       <w:sz w:val="40"/>
       <w:szCs w:val="40"/>
     </w:rPr>
   </w:style>
   <w:style w:type="paragraph" w:styleId="Ttulo2">
-    <w:name w:val="Heading 2"/>
+    <w:name w:val="heading 2"/>
     <w:basedOn w:val="Normal"/>
     <w:next w:val="Normal"/>
     <w:link w:val="Ttulo2Car"/>
@@ -1209,22 +2532,22 @@
     <w:semiHidden/>
     <w:unhideWhenUsed/>
     <w:qFormat/>
-    <w:rsid w:val="00e86927"/>
+    <w:rsid w:val="00E86927"/>
     <w:pPr>
-      <w:keepNext w:val="true"/>
+      <w:keepNext/>
       <w:keepLines/>
       <w:spacing w:before="160" w:after="80"/>
       <w:outlineLvl w:val="1"/>
     </w:pPr>
     <w:rPr>
-      <w:rFonts w:ascii="Calibri Light" w:hAnsi="Calibri Light" w:eastAsia="" w:cs="" w:asciiTheme="majorHAnsi" w:cstheme="majorBidi" w:eastAsiaTheme="majorEastAsia" w:hAnsiTheme="majorHAnsi"/>
-      <w:color w:val="2F5496" w:themeColor="accent1" w:themeShade="bf"/>
+      <w:rFonts w:asciiTheme="majorHAnsi" w:eastAsiaTheme="majorEastAsia" w:hAnsiTheme="majorHAnsi" w:cstheme="majorBidi"/>
+      <w:color w:val="2F5496" w:themeColor="accent1" w:themeShade="BF"/>
       <w:sz w:val="32"/>
       <w:szCs w:val="32"/>
     </w:rPr>
   </w:style>
   <w:style w:type="paragraph" w:styleId="Ttulo3">
-    <w:name w:val="Heading 3"/>
+    <w:name w:val="heading 3"/>
     <w:basedOn w:val="Normal"/>
     <w:next w:val="Normal"/>
     <w:link w:val="Ttulo3Car"/>
@@ -1232,22 +2555,22 @@
     <w:semiHidden/>
     <w:unhideWhenUsed/>
     <w:qFormat/>
-    <w:rsid w:val="00e86927"/>
+    <w:rsid w:val="00E86927"/>
     <w:pPr>
-      <w:keepNext w:val="true"/>
+      <w:keepNext/>
       <w:keepLines/>
       <w:spacing w:before="160" w:after="80"/>
       <w:outlineLvl w:val="2"/>
     </w:pPr>
     <w:rPr>
-      <w:rFonts w:eastAsia="" w:cs="" w:cstheme="majorBidi" w:eastAsiaTheme="majorEastAsia"/>
-      <w:color w:val="2F5496" w:themeColor="accent1" w:themeShade="bf"/>
+      <w:rFonts w:eastAsiaTheme="majorEastAsia" w:cstheme="majorBidi"/>
+      <w:color w:val="2F5496" w:themeColor="accent1" w:themeShade="BF"/>
       <w:sz w:val="28"/>
       <w:szCs w:val="28"/>
     </w:rPr>
   </w:style>
   <w:style w:type="paragraph" w:styleId="Ttulo4">
-    <w:name w:val="Heading 4"/>
+    <w:name w:val="heading 4"/>
     <w:basedOn w:val="Normal"/>
     <w:next w:val="Normal"/>
     <w:link w:val="Ttulo4Car"/>
@@ -1255,22 +2578,22 @@
     <w:semiHidden/>
     <w:unhideWhenUsed/>
     <w:qFormat/>
-    <w:rsid w:val="00e86927"/>
+    <w:rsid w:val="00E86927"/>
     <w:pPr>
-      <w:keepNext w:val="true"/>
+      <w:keepNext/>
       <w:keepLines/>
       <w:spacing w:before="80" w:after="40"/>
       <w:outlineLvl w:val="3"/>
     </w:pPr>
     <w:rPr>
-      <w:rFonts w:eastAsia="" w:cs="" w:cstheme="majorBidi" w:eastAsiaTheme="majorEastAsia"/>
+      <w:rFonts w:eastAsiaTheme="majorEastAsia" w:cstheme="majorBidi"/>
       <w:i/>
       <w:iCs/>
-      <w:color w:val="2F5496" w:themeColor="accent1" w:themeShade="bf"/>
+      <w:color w:val="2F5496" w:themeColor="accent1" w:themeShade="BF"/>
     </w:rPr>
   </w:style>
   <w:style w:type="paragraph" w:styleId="Ttulo5">
-    <w:name w:val="Heading 5"/>
+    <w:name w:val="heading 5"/>
     <w:basedOn w:val="Normal"/>
     <w:next w:val="Normal"/>
     <w:link w:val="Ttulo5Car"/>
@@ -1278,20 +2601,20 @@
     <w:semiHidden/>
     <w:unhideWhenUsed/>
     <w:qFormat/>
-    <w:rsid w:val="00e86927"/>
+    <w:rsid w:val="00E86927"/>
     <w:pPr>
-      <w:keepNext w:val="true"/>
+      <w:keepNext/>
       <w:keepLines/>
       <w:spacing w:before="80" w:after="40"/>
       <w:outlineLvl w:val="4"/>
     </w:pPr>
     <w:rPr>
-      <w:rFonts w:eastAsia="" w:cs="" w:cstheme="majorBidi" w:eastAsiaTheme="majorEastAsia"/>
-      <w:color w:val="2F5496" w:themeColor="accent1" w:themeShade="bf"/>
+      <w:rFonts w:eastAsiaTheme="majorEastAsia" w:cstheme="majorBidi"/>
+      <w:color w:val="2F5496" w:themeColor="accent1" w:themeShade="BF"/>
     </w:rPr>
   </w:style>
   <w:style w:type="paragraph" w:styleId="Ttulo6">
-    <w:name w:val="Heading 6"/>
+    <w:name w:val="heading 6"/>
     <w:basedOn w:val="Normal"/>
     <w:next w:val="Normal"/>
     <w:link w:val="Ttulo6Car"/>
@@ -1299,22 +2622,22 @@
     <w:semiHidden/>
     <w:unhideWhenUsed/>
     <w:qFormat/>
-    <w:rsid w:val="00e86927"/>
+    <w:rsid w:val="00E86927"/>
     <w:pPr>
-      <w:keepNext w:val="true"/>
+      <w:keepNext/>
       <w:keepLines/>
       <w:spacing w:before="40" w:after="0"/>
       <w:outlineLvl w:val="5"/>
     </w:pPr>
     <w:rPr>
-      <w:rFonts w:eastAsia="" w:cs="" w:cstheme="majorBidi" w:eastAsiaTheme="majorEastAsia"/>
+      <w:rFonts w:eastAsiaTheme="majorEastAsia" w:cstheme="majorBidi"/>
       <w:i/>
       <w:iCs/>
-      <w:color w:val="595959" w:themeColor="text1" w:themeTint="a6"/>
+      <w:color w:val="595959" w:themeColor="text1" w:themeTint="A6"/>
     </w:rPr>
   </w:style>
   <w:style w:type="paragraph" w:styleId="Ttulo7">
-    <w:name w:val="Heading 7"/>
+    <w:name w:val="heading 7"/>
     <w:basedOn w:val="Normal"/>
     <w:next w:val="Normal"/>
     <w:link w:val="Ttulo7Car"/>
@@ -1322,20 +2645,20 @@
     <w:semiHidden/>
     <w:unhideWhenUsed/>
     <w:qFormat/>
-    <w:rsid w:val="00e86927"/>
+    <w:rsid w:val="00E86927"/>
     <w:pPr>
-      <w:keepNext w:val="true"/>
+      <w:keepNext/>
       <w:keepLines/>
       <w:spacing w:before="40" w:after="0"/>
       <w:outlineLvl w:val="6"/>
     </w:pPr>
     <w:rPr>
-      <w:rFonts w:eastAsia="" w:cs="" w:cstheme="majorBidi" w:eastAsiaTheme="majorEastAsia"/>
-      <w:color w:val="595959" w:themeColor="text1" w:themeTint="a6"/>
+      <w:rFonts w:eastAsiaTheme="majorEastAsia" w:cstheme="majorBidi"/>
+      <w:color w:val="595959" w:themeColor="text1" w:themeTint="A6"/>
     </w:rPr>
   </w:style>
   <w:style w:type="paragraph" w:styleId="Ttulo8">
-    <w:name w:val="Heading 8"/>
+    <w:name w:val="heading 8"/>
     <w:basedOn w:val="Normal"/>
     <w:next w:val="Normal"/>
     <w:link w:val="Ttulo8Car"/>
@@ -1343,22 +2666,22 @@
     <w:semiHidden/>
     <w:unhideWhenUsed/>
     <w:qFormat/>
-    <w:rsid w:val="00e86927"/>
+    <w:rsid w:val="00E86927"/>
     <w:pPr>
-      <w:keepNext w:val="true"/>
+      <w:keepNext/>
       <w:keepLines/>
-      <w:spacing w:before="0" w:after="0"/>
+      <w:spacing w:after="0"/>
       <w:outlineLvl w:val="7"/>
     </w:pPr>
     <w:rPr>
-      <w:rFonts w:eastAsia="" w:cs="" w:cstheme="majorBidi" w:eastAsiaTheme="majorEastAsia"/>
+      <w:rFonts w:eastAsiaTheme="majorEastAsia" w:cstheme="majorBidi"/>
       <w:i/>
       <w:iCs/>
-      <w:color w:val="272727" w:themeColor="text1" w:themeTint="d8"/>
+      <w:color w:val="272727" w:themeColor="text1" w:themeTint="D8"/>
     </w:rPr>
   </w:style>
   <w:style w:type="paragraph" w:styleId="Ttulo9">
-    <w:name w:val="Heading 9"/>
+    <w:name w:val="heading 9"/>
     <w:basedOn w:val="Normal"/>
     <w:next w:val="Normal"/>
     <w:link w:val="Ttulo9Car"/>
@@ -1366,258 +2689,290 @@
     <w:semiHidden/>
     <w:unhideWhenUsed/>
     <w:qFormat/>
-    <w:rsid w:val="00e86927"/>
+    <w:rsid w:val="00E86927"/>
     <w:pPr>
-      <w:keepNext w:val="true"/>
+      <w:keepNext/>
       <w:keepLines/>
-      <w:spacing w:before="0" w:after="0"/>
+      <w:spacing w:after="0"/>
       <w:outlineLvl w:val="8"/>
     </w:pPr>
     <w:rPr>
-      <w:rFonts w:eastAsia="" w:cs="" w:cstheme="majorBidi" w:eastAsiaTheme="majorEastAsia"/>
-      <w:color w:val="272727" w:themeColor="text1" w:themeTint="d8"/>
+      <w:rFonts w:eastAsiaTheme="majorEastAsia" w:cstheme="majorBidi"/>
+      <w:color w:val="272727" w:themeColor="text1" w:themeTint="D8"/>
     </w:rPr>
   </w:style>
-  <w:style w:type="character" w:styleId="DefaultParagraphFont" w:default="1">
+  <w:style w:type="character" w:default="1" w:styleId="Fuentedeprrafopredeter">
     <w:name w:val="Default Paragraph Font"/>
     <w:uiPriority w:val="1"/>
     <w:semiHidden/>
     <w:unhideWhenUsed/>
-    <w:qFormat/>
-    <w:rPr/>
-  </w:style>
-  <w:style w:type="character" w:styleId="Ttulo1Car" w:customStyle="1">
+  </w:style>
+  <w:style w:type="table" w:default="1" w:styleId="Tablanormal">
+    <w:name w:val="Normal Table"/>
+    <w:uiPriority w:val="99"/>
+    <w:semiHidden/>
+    <w:unhideWhenUsed/>
+    <w:tblPr>
+      <w:tblInd w:w="0" w:type="dxa"/>
+      <w:tblCellMar>
+        <w:top w:w="0" w:type="dxa"/>
+        <w:left w:w="108" w:type="dxa"/>
+        <w:bottom w:w="0" w:type="dxa"/>
+        <w:right w:w="108" w:type="dxa"/>
+      </w:tblCellMar>
+    </w:tblPr>
+  </w:style>
+  <w:style w:type="numbering" w:default="1" w:styleId="Sinlista">
+    <w:name w:val="No List"/>
+    <w:uiPriority w:val="99"/>
+    <w:semiHidden/>
+    <w:unhideWhenUsed/>
+  </w:style>
+  <w:style w:type="character" w:customStyle="1" w:styleId="Ttulo1Car">
     <w:name w:val="Título 1 Car"/>
-    <w:basedOn w:val="DefaultParagraphFont"/>
+    <w:basedOn w:val="Fuentedeprrafopredeter"/>
+    <w:link w:val="Ttulo1"/>
     <w:uiPriority w:val="9"/>
     <w:qFormat/>
-    <w:rsid w:val="00e86927"/>
+    <w:rsid w:val="00E86927"/>
     <w:rPr>
-      <w:rFonts w:ascii="Calibri Light" w:hAnsi="Calibri Light" w:eastAsia="" w:cs="" w:asciiTheme="majorHAnsi" w:cstheme="majorBidi" w:eastAsiaTheme="majorEastAsia" w:hAnsiTheme="majorHAnsi"/>
-      <w:color w:val="2F5496" w:themeColor="accent1" w:themeShade="bf"/>
+      <w:rFonts w:asciiTheme="majorHAnsi" w:eastAsiaTheme="majorEastAsia" w:hAnsiTheme="majorHAnsi" w:cstheme="majorBidi"/>
+      <w:color w:val="2F5496" w:themeColor="accent1" w:themeShade="BF"/>
       <w:sz w:val="40"/>
       <w:szCs w:val="40"/>
     </w:rPr>
   </w:style>
-  <w:style w:type="character" w:styleId="Ttulo2Car" w:customStyle="1">
+  <w:style w:type="character" w:customStyle="1" w:styleId="Ttulo2Car">
     <w:name w:val="Título 2 Car"/>
-    <w:basedOn w:val="DefaultParagraphFont"/>
+    <w:basedOn w:val="Fuentedeprrafopredeter"/>
+    <w:link w:val="Ttulo2"/>
     <w:uiPriority w:val="9"/>
     <w:semiHidden/>
     <w:qFormat/>
-    <w:rsid w:val="00e86927"/>
+    <w:rsid w:val="00E86927"/>
     <w:rPr>
-      <w:rFonts w:ascii="Calibri Light" w:hAnsi="Calibri Light" w:eastAsia="" w:cs="" w:asciiTheme="majorHAnsi" w:cstheme="majorBidi" w:eastAsiaTheme="majorEastAsia" w:hAnsiTheme="majorHAnsi"/>
-      <w:color w:val="2F5496" w:themeColor="accent1" w:themeShade="bf"/>
+      <w:rFonts w:asciiTheme="majorHAnsi" w:eastAsiaTheme="majorEastAsia" w:hAnsiTheme="majorHAnsi" w:cstheme="majorBidi"/>
+      <w:color w:val="2F5496" w:themeColor="accent1" w:themeShade="BF"/>
       <w:sz w:val="32"/>
       <w:szCs w:val="32"/>
     </w:rPr>
   </w:style>
-  <w:style w:type="character" w:styleId="Ttulo3Car" w:customStyle="1">
+  <w:style w:type="character" w:customStyle="1" w:styleId="Ttulo3Car">
     <w:name w:val="Título 3 Car"/>
-    <w:basedOn w:val="DefaultParagraphFont"/>
+    <w:basedOn w:val="Fuentedeprrafopredeter"/>
+    <w:link w:val="Ttulo3"/>
     <w:uiPriority w:val="9"/>
     <w:semiHidden/>
     <w:qFormat/>
-    <w:rsid w:val="00e86927"/>
+    <w:rsid w:val="00E86927"/>
     <w:rPr>
-      <w:rFonts w:eastAsia="" w:cs="" w:cstheme="majorBidi" w:eastAsiaTheme="majorEastAsia"/>
-      <w:color w:val="2F5496" w:themeColor="accent1" w:themeShade="bf"/>
+      <w:rFonts w:eastAsiaTheme="majorEastAsia" w:cstheme="majorBidi"/>
+      <w:color w:val="2F5496" w:themeColor="accent1" w:themeShade="BF"/>
       <w:sz w:val="28"/>
       <w:szCs w:val="28"/>
     </w:rPr>
   </w:style>
-  <w:style w:type="character" w:styleId="Ttulo4Car" w:customStyle="1">
+  <w:style w:type="character" w:customStyle="1" w:styleId="Ttulo4Car">
     <w:name w:val="Título 4 Car"/>
-    <w:basedOn w:val="DefaultParagraphFont"/>
+    <w:basedOn w:val="Fuentedeprrafopredeter"/>
+    <w:link w:val="Ttulo4"/>
     <w:uiPriority w:val="9"/>
     <w:semiHidden/>
     <w:qFormat/>
-    <w:rsid w:val="00e86927"/>
+    <w:rsid w:val="00E86927"/>
     <w:rPr>
-      <w:rFonts w:eastAsia="" w:cs="" w:cstheme="majorBidi" w:eastAsiaTheme="majorEastAsia"/>
+      <w:rFonts w:eastAsiaTheme="majorEastAsia" w:cstheme="majorBidi"/>
       <w:i/>
       <w:iCs/>
-      <w:color w:val="2F5496" w:themeColor="accent1" w:themeShade="bf"/>
+      <w:color w:val="2F5496" w:themeColor="accent1" w:themeShade="BF"/>
     </w:rPr>
   </w:style>
-  <w:style w:type="character" w:styleId="Ttulo5Car" w:customStyle="1">
+  <w:style w:type="character" w:customStyle="1" w:styleId="Ttulo5Car">
     <w:name w:val="Título 5 Car"/>
-    <w:basedOn w:val="DefaultParagraphFont"/>
+    <w:basedOn w:val="Fuentedeprrafopredeter"/>
+    <w:link w:val="Ttulo5"/>
     <w:uiPriority w:val="9"/>
     <w:semiHidden/>
     <w:qFormat/>
-    <w:rsid w:val="00e86927"/>
+    <w:rsid w:val="00E86927"/>
     <w:rPr>
-      <w:rFonts w:eastAsia="" w:cs="" w:cstheme="majorBidi" w:eastAsiaTheme="majorEastAsia"/>
-      <w:color w:val="2F5496" w:themeColor="accent1" w:themeShade="bf"/>
+      <w:rFonts w:eastAsiaTheme="majorEastAsia" w:cstheme="majorBidi"/>
+      <w:color w:val="2F5496" w:themeColor="accent1" w:themeShade="BF"/>
     </w:rPr>
   </w:style>
-  <w:style w:type="character" w:styleId="Ttulo6Car" w:customStyle="1">
+  <w:style w:type="character" w:customStyle="1" w:styleId="Ttulo6Car">
     <w:name w:val="Título 6 Car"/>
-    <w:basedOn w:val="DefaultParagraphFont"/>
+    <w:basedOn w:val="Fuentedeprrafopredeter"/>
+    <w:link w:val="Ttulo6"/>
     <w:uiPriority w:val="9"/>
     <w:semiHidden/>
     <w:qFormat/>
-    <w:rsid w:val="00e86927"/>
+    <w:rsid w:val="00E86927"/>
     <w:rPr>
-      <w:rFonts w:eastAsia="" w:cs="" w:cstheme="majorBidi" w:eastAsiaTheme="majorEastAsia"/>
+      <w:rFonts w:eastAsiaTheme="majorEastAsia" w:cstheme="majorBidi"/>
       <w:i/>
       <w:iCs/>
-      <w:color w:val="595959" w:themeColor="text1" w:themeTint="a6"/>
+      <w:color w:val="595959" w:themeColor="text1" w:themeTint="A6"/>
     </w:rPr>
   </w:style>
-  <w:style w:type="character" w:styleId="Ttulo7Car" w:customStyle="1">
+  <w:style w:type="character" w:customStyle="1" w:styleId="Ttulo7Car">
     <w:name w:val="Título 7 Car"/>
-    <w:basedOn w:val="DefaultParagraphFont"/>
+    <w:basedOn w:val="Fuentedeprrafopredeter"/>
+    <w:link w:val="Ttulo7"/>
     <w:uiPriority w:val="9"/>
     <w:semiHidden/>
     <w:qFormat/>
-    <w:rsid w:val="00e86927"/>
+    <w:rsid w:val="00E86927"/>
     <w:rPr>
-      <w:rFonts w:eastAsia="" w:cs="" w:cstheme="majorBidi" w:eastAsiaTheme="majorEastAsia"/>
-      <w:color w:val="595959" w:themeColor="text1" w:themeTint="a6"/>
+      <w:rFonts w:eastAsiaTheme="majorEastAsia" w:cstheme="majorBidi"/>
+      <w:color w:val="595959" w:themeColor="text1" w:themeTint="A6"/>
     </w:rPr>
   </w:style>
-  <w:style w:type="character" w:styleId="Ttulo8Car" w:customStyle="1">
+  <w:style w:type="character" w:customStyle="1" w:styleId="Ttulo8Car">
     <w:name w:val="Título 8 Car"/>
-    <w:basedOn w:val="DefaultParagraphFont"/>
+    <w:basedOn w:val="Fuentedeprrafopredeter"/>
+    <w:link w:val="Ttulo8"/>
     <w:uiPriority w:val="9"/>
     <w:semiHidden/>
     <w:qFormat/>
-    <w:rsid w:val="00e86927"/>
+    <w:rsid w:val="00E86927"/>
     <w:rPr>
-      <w:rFonts w:eastAsia="" w:cs="" w:cstheme="majorBidi" w:eastAsiaTheme="majorEastAsia"/>
+      <w:rFonts w:eastAsiaTheme="majorEastAsia" w:cstheme="majorBidi"/>
       <w:i/>
       <w:iCs/>
-      <w:color w:val="272727" w:themeColor="text1" w:themeTint="d8"/>
+      <w:color w:val="272727" w:themeColor="text1" w:themeTint="D8"/>
     </w:rPr>
   </w:style>
-  <w:style w:type="character" w:styleId="Ttulo9Car" w:customStyle="1">
+  <w:style w:type="character" w:customStyle="1" w:styleId="Ttulo9Car">
     <w:name w:val="Título 9 Car"/>
-    <w:basedOn w:val="DefaultParagraphFont"/>
+    <w:basedOn w:val="Fuentedeprrafopredeter"/>
+    <w:link w:val="Ttulo9"/>
     <w:uiPriority w:val="9"/>
     <w:semiHidden/>
     <w:qFormat/>
-    <w:rsid w:val="00e86927"/>
+    <w:rsid w:val="00E86927"/>
     <w:rPr>
-      <w:rFonts w:eastAsia="" w:cs="" w:cstheme="majorBidi" w:eastAsiaTheme="majorEastAsia"/>
-      <w:color w:val="272727" w:themeColor="text1" w:themeTint="d8"/>
+      <w:rFonts w:eastAsiaTheme="majorEastAsia" w:cstheme="majorBidi"/>
+      <w:color w:val="272727" w:themeColor="text1" w:themeTint="D8"/>
     </w:rPr>
   </w:style>
-  <w:style w:type="character" w:styleId="TtuloCar" w:customStyle="1">
+  <w:style w:type="character" w:customStyle="1" w:styleId="TtuloCar">
     <w:name w:val="Título Car"/>
-    <w:basedOn w:val="DefaultParagraphFont"/>
+    <w:basedOn w:val="Fuentedeprrafopredeter"/>
+    <w:link w:val="Ttulo"/>
     <w:uiPriority w:val="10"/>
     <w:qFormat/>
-    <w:rsid w:val="00e86927"/>
+    <w:rsid w:val="00E86927"/>
     <w:rPr>
-      <w:rFonts w:ascii="Calibri Light" w:hAnsi="Calibri Light" w:eastAsia="" w:cs="" w:asciiTheme="majorHAnsi" w:cstheme="majorBidi" w:eastAsiaTheme="majorEastAsia" w:hAnsiTheme="majorHAnsi"/>
+      <w:rFonts w:asciiTheme="majorHAnsi" w:eastAsiaTheme="majorEastAsia" w:hAnsiTheme="majorHAnsi" w:cstheme="majorBidi"/>
       <w:spacing w:val="-10"/>
       <w:kern w:val="2"/>
       <w:sz w:val="56"/>
       <w:szCs w:val="56"/>
     </w:rPr>
   </w:style>
-  <w:style w:type="character" w:styleId="SubttuloCar" w:customStyle="1">
+  <w:style w:type="character" w:customStyle="1" w:styleId="SubttuloCar">
     <w:name w:val="Subtítulo Car"/>
-    <w:basedOn w:val="DefaultParagraphFont"/>
+    <w:basedOn w:val="Fuentedeprrafopredeter"/>
+    <w:link w:val="Subttulo"/>
     <w:uiPriority w:val="11"/>
     <w:qFormat/>
-    <w:rsid w:val="00e86927"/>
+    <w:rsid w:val="00E86927"/>
     <w:rPr>
-      <w:rFonts w:eastAsia="" w:cs="" w:cstheme="majorBidi" w:eastAsiaTheme="majorEastAsia"/>
-      <w:color w:val="595959" w:themeColor="text1" w:themeTint="a6"/>
+      <w:rFonts w:eastAsiaTheme="majorEastAsia" w:cstheme="majorBidi"/>
+      <w:color w:val="595959" w:themeColor="text1" w:themeTint="A6"/>
       <w:spacing w:val="15"/>
       <w:sz w:val="28"/>
       <w:szCs w:val="28"/>
     </w:rPr>
   </w:style>
-  <w:style w:type="character" w:styleId="CitaCar" w:customStyle="1">
+  <w:style w:type="character" w:customStyle="1" w:styleId="CitaCar">
     <w:name w:val="Cita Car"/>
-    <w:basedOn w:val="DefaultParagraphFont"/>
-    <w:link w:val="Quote"/>
+    <w:basedOn w:val="Fuentedeprrafopredeter"/>
+    <w:link w:val="Cita"/>
     <w:uiPriority w:val="29"/>
     <w:qFormat/>
-    <w:rsid w:val="00e86927"/>
+    <w:rsid w:val="00E86927"/>
     <w:rPr>
       <w:i/>
       <w:iCs/>
-      <w:color w:val="404040" w:themeColor="text1" w:themeTint="bf"/>
+      <w:color w:val="404040" w:themeColor="text1" w:themeTint="BF"/>
     </w:rPr>
   </w:style>
-  <w:style w:type="character" w:styleId="IntenseEmphasis">
+  <w:style w:type="character" w:styleId="nfasisintenso">
     <w:name w:val="Intense Emphasis"/>
-    <w:basedOn w:val="DefaultParagraphFont"/>
+    <w:basedOn w:val="Fuentedeprrafopredeter"/>
     <w:uiPriority w:val="21"/>
     <w:qFormat/>
-    <w:rsid w:val="00e86927"/>
+    <w:rsid w:val="00E86927"/>
     <w:rPr>
       <w:i/>
       <w:iCs/>
-      <w:color w:val="2F5496" w:themeColor="accent1" w:themeShade="bf"/>
+      <w:color w:val="2F5496" w:themeColor="accent1" w:themeShade="BF"/>
     </w:rPr>
   </w:style>
-  <w:style w:type="character" w:styleId="CitadestacadaCar" w:customStyle="1">
+  <w:style w:type="character" w:customStyle="1" w:styleId="CitadestacadaCar">
     <w:name w:val="Cita destacada Car"/>
-    <w:basedOn w:val="DefaultParagraphFont"/>
-    <w:link w:val="IntenseQuote"/>
+    <w:basedOn w:val="Fuentedeprrafopredeter"/>
+    <w:link w:val="Citadestacada"/>
     <w:uiPriority w:val="30"/>
     <w:qFormat/>
-    <w:rsid w:val="00e86927"/>
+    <w:rsid w:val="00E86927"/>
     <w:rPr>
       <w:i/>
       <w:iCs/>
-      <w:color w:val="2F5496" w:themeColor="accent1" w:themeShade="bf"/>
+      <w:color w:val="2F5496" w:themeColor="accent1" w:themeShade="BF"/>
     </w:rPr>
   </w:style>
-  <w:style w:type="character" w:styleId="IntenseReference">
+  <w:style w:type="character" w:styleId="Referenciaintensa">
     <w:name w:val="Intense Reference"/>
-    <w:basedOn w:val="DefaultParagraphFont"/>
+    <w:basedOn w:val="Fuentedeprrafopredeter"/>
     <w:uiPriority w:val="32"/>
     <w:qFormat/>
-    <w:rsid w:val="00e86927"/>
+    <w:rsid w:val="00E86927"/>
     <w:rPr>
       <w:b/>
       <w:bCs/>
       <w:smallCaps/>
-      <w:color w:val="2F5496" w:themeColor="accent1" w:themeShade="bf"/>
+      <w:color w:val="2F5496" w:themeColor="accent1" w:themeShade="BF"/>
       <w:spacing w:val="5"/>
     </w:rPr>
   </w:style>
   <w:style w:type="paragraph" w:styleId="Ttulo">
-    <w:name w:val="Título"/>
+    <w:name w:val="Title"/>
     <w:basedOn w:val="Normal"/>
-    <w:next w:val="Cuerpodetexto"/>
+    <w:next w:val="Textoindependiente"/>
+    <w:link w:val="TtuloCar"/>
+    <w:uiPriority w:val="10"/>
     <w:qFormat/>
+    <w:rsid w:val="00E86927"/>
     <w:pPr>
-      <w:keepNext w:val="true"/>
-      <w:spacing w:before="240" w:after="120"/>
+      <w:spacing w:after="80" w:line="240" w:lineRule="auto"/>
+      <w:contextualSpacing/>
     </w:pPr>
     <w:rPr>
-      <w:rFonts w:ascii="Liberation Sans" w:hAnsi="Liberation Sans" w:eastAsia="Noto Sans CJK SC" w:cs="Lohit Devanagari"/>
-      <w:sz w:val="28"/>
-      <w:szCs w:val="28"/>
+      <w:rFonts w:asciiTheme="majorHAnsi" w:eastAsiaTheme="majorEastAsia" w:hAnsiTheme="majorHAnsi" w:cstheme="majorBidi"/>
+      <w:spacing w:val="-10"/>
+      <w:sz w:val="56"/>
+      <w:szCs w:val="56"/>
     </w:rPr>
   </w:style>
-  <w:style w:type="paragraph" w:styleId="Cuerpodetexto">
+  <w:style w:type="paragraph" w:styleId="Textoindependiente">
     <w:name w:val="Body Text"/>
     <w:basedOn w:val="Normal"/>
     <w:pPr>
-      <w:spacing w:lineRule="auto" w:line="276" w:before="0" w:after="140"/>
+      <w:spacing w:after="140" w:line="276" w:lineRule="auto"/>
     </w:pPr>
-    <w:rPr/>
   </w:style>
   <w:style w:type="paragraph" w:styleId="Lista">
     <w:name w:val="List"/>
-    <w:basedOn w:val="Cuerpodetexto"/>
-    <w:pPr/>
+    <w:basedOn w:val="Textoindependiente"/>
     <w:rPr>
       <w:rFonts w:cs="Lohit Devanagari"/>
     </w:rPr>
   </w:style>
-  <w:style w:type="paragraph" w:styleId="Leyenda">
-    <w:name w:val="Caption"/>
+  <w:style w:type="paragraph" w:styleId="Descripcin">
+    <w:name w:val="caption"/>
     <w:basedOn w:val="Normal"/>
     <w:qFormat/>
     <w:pPr>
@@ -1632,7 +2987,7 @@
       <w:szCs w:val="24"/>
     </w:rPr>
   </w:style>
-  <w:style w:type="paragraph" w:styleId="Ndice">
+  <w:style w:type="paragraph" w:customStyle="1" w:styleId="ndice">
     <w:name w:val="Índice"/>
     <w:basedOn w:val="Normal"/>
     <w:qFormat/>
@@ -1643,26 +2998,6 @@
       <w:rFonts w:cs="Lohit Devanagari"/>
     </w:rPr>
   </w:style>
-  <w:style w:type="paragraph" w:styleId="Ttulogeneral">
-    <w:name w:val="Title"/>
-    <w:basedOn w:val="Normal"/>
-    <w:next w:val="Normal"/>
-    <w:link w:val="TtuloCar"/>
-    <w:uiPriority w:val="10"/>
-    <w:qFormat/>
-    <w:rsid w:val="00e86927"/>
-    <w:pPr>
-      <w:spacing w:lineRule="auto" w:line="240" w:before="0" w:after="80"/>
-      <w:contextualSpacing/>
-    </w:pPr>
-    <w:rPr>
-      <w:rFonts w:ascii="Calibri Light" w:hAnsi="Calibri Light" w:eastAsia="" w:cs="" w:asciiTheme="majorHAnsi" w:cstheme="majorBidi" w:eastAsiaTheme="majorEastAsia" w:hAnsiTheme="majorHAnsi"/>
-      <w:spacing w:val="-10"/>
-      <w:kern w:val="2"/>
-      <w:sz w:val="56"/>
-      <w:szCs w:val="56"/>
-    </w:rPr>
-  </w:style>
   <w:style w:type="paragraph" w:styleId="Subttulo">
     <w:name w:val="Subtitle"/>
     <w:basedOn w:val="Normal"/>
@@ -1670,90 +3005,66 @@
     <w:link w:val="SubttuloCar"/>
     <w:uiPriority w:val="11"/>
     <w:qFormat/>
-    <w:rsid w:val="00e86927"/>
-    <w:pPr/>
+    <w:rsid w:val="00E86927"/>
     <w:rPr>
-      <w:rFonts w:eastAsia="" w:cs="" w:cstheme="majorBidi" w:eastAsiaTheme="majorEastAsia"/>
-      <w:color w:val="595959" w:themeColor="text1" w:themeTint="a6"/>
+      <w:rFonts w:eastAsiaTheme="majorEastAsia" w:cstheme="majorBidi"/>
+      <w:color w:val="595959" w:themeColor="text1" w:themeTint="A6"/>
       <w:spacing w:val="15"/>
       <w:sz w:val="28"/>
       <w:szCs w:val="28"/>
     </w:rPr>
   </w:style>
-  <w:style w:type="paragraph" w:styleId="Quote">
+  <w:style w:type="paragraph" w:styleId="Cita">
     <w:name w:val="Quote"/>
     <w:basedOn w:val="Normal"/>
     <w:next w:val="Normal"/>
     <w:link w:val="CitaCar"/>
     <w:uiPriority w:val="29"/>
     <w:qFormat/>
-    <w:rsid w:val="00e86927"/>
+    <w:rsid w:val="00E86927"/>
     <w:pPr>
-      <w:spacing w:before="160" w:after="160"/>
+      <w:spacing w:before="160"/>
       <w:jc w:val="center"/>
     </w:pPr>
     <w:rPr>
       <w:i/>
       <w:iCs/>
-      <w:color w:val="404040" w:themeColor="text1" w:themeTint="bf"/>
+      <w:color w:val="404040" w:themeColor="text1" w:themeTint="BF"/>
     </w:rPr>
   </w:style>
-  <w:style w:type="paragraph" w:styleId="ListParagraph">
+  <w:style w:type="paragraph" w:styleId="Prrafodelista">
     <w:name w:val="List Paragraph"/>
     <w:basedOn w:val="Normal"/>
     <w:uiPriority w:val="34"/>
     <w:qFormat/>
-    <w:rsid w:val="00e86927"/>
+    <w:rsid w:val="00E86927"/>
     <w:pPr>
-      <w:spacing w:before="0" w:after="160"/>
-      <w:ind w:left="720" w:hanging="0"/>
+      <w:ind w:left="720"/>
       <w:contextualSpacing/>
     </w:pPr>
-    <w:rPr/>
-  </w:style>
-  <w:style w:type="paragraph" w:styleId="IntenseQuote">
+  </w:style>
+  <w:style w:type="paragraph" w:styleId="Citadestacada">
     <w:name w:val="Intense Quote"/>
     <w:basedOn w:val="Normal"/>
     <w:next w:val="Normal"/>
     <w:link w:val="CitadestacadaCar"/>
     <w:uiPriority w:val="30"/>
     <w:qFormat/>
-    <w:rsid w:val="00e86927"/>
+    <w:rsid w:val="00E86927"/>
     <w:pPr>
       <w:pBdr>
         <w:top w:val="single" w:sz="4" w:space="10" w:color="2F5496"/>
         <w:bottom w:val="single" w:sz="4" w:space="10" w:color="2F5496"/>
       </w:pBdr>
       <w:spacing w:before="360" w:after="360"/>
-      <w:ind w:left="864" w:right="864" w:hanging="0"/>
+      <w:ind w:left="864" w:right="864"/>
       <w:jc w:val="center"/>
     </w:pPr>
     <w:rPr>
       <w:i/>
       <w:iCs/>
-      <w:color w:val="2F5496" w:themeColor="accent1" w:themeShade="bf"/>
+      <w:color w:val="2F5496" w:themeColor="accent1" w:themeShade="BF"/>
     </w:rPr>
-  </w:style>
-  <w:style w:type="numbering" w:styleId="NoList" w:default="1">
-    <w:name w:val="No List"/>
-    <w:uiPriority w:val="99"/>
-    <w:semiHidden/>
-    <w:unhideWhenUsed/>
-    <w:qFormat/>
-  </w:style>
-  <w:style w:type="table" w:default="1" w:styleId="Tablanormal">
-    <w:name w:val="Normal Table"/>
-    <w:uiPriority w:val="99"/>
-    <w:semiHidden/>
-    <w:unhideWhenUsed/>
-    <w:tblPr>
-      <w:tblCellMar>
-        <w:top w:w="0" w:type="dxa"/>
-        <w:left w:w="108" w:type="dxa"/>
-        <w:bottom w:w="0" w:type="dxa"/>
-        <w:right w:w="108" w:type="dxa"/>
-      </w:tblCellMar>
-    </w:tblPr>
   </w:style>
 </w:styles>
 </file>
